--- a/reports/practice_report_template.docx
+++ b/reports/practice_report_template.docx
@@ -1,6 +1,6 @@
 
 <file path=word/document.xml><?xml version="1.0" encoding="utf-8"?>
-<w:document xmlns:wpc="http://schemas.microsoft.com/office/word/2010/wordprocessingCanvas" xmlns:mc="http://schemas.openxmlformats.org/markup-compatibility/2006" xmlns:o="urn:schemas-microsoft-com:office:office" xmlns:r="http://schemas.openxmlformats.org/officeDocument/2006/relationships" xmlns:m="http://schemas.openxmlformats.org/officeDocument/2006/math" xmlns:v="urn:schemas-microsoft-com:vml" xmlns:wp14="http://schemas.microsoft.com/office/word/2010/wordprocessingDrawing" xmlns:wp="http://schemas.openxmlformats.org/drawingml/2006/wordprocessingDrawing" xmlns:w10="urn:schemas-microsoft-com:office:word" xmlns:w="http://schemas.openxmlformats.org/wordprocessingml/2006/main" xmlns:w14="http://schemas.microsoft.com/office/word/2010/wordml" xmlns:w15="http://schemas.microsoft.com/office/word/2012/wordml" xmlns:wpg="http://schemas.microsoft.com/office/word/2010/wordprocessingGroup" xmlns:wpi="http://schemas.microsoft.com/office/word/2010/wordprocessingInk" xmlns:wne="http://schemas.microsoft.com/office/word/2006/wordml" xmlns:wps="http://schemas.microsoft.com/office/word/2010/wordprocessingShape" mc:Ignorable="w14 w15 wp14">
+<w:document xmlns:wpc="http://schemas.microsoft.com/office/word/2010/wordprocessingCanvas" xmlns:cx="http://schemas.microsoft.com/office/drawing/2014/chartex" xmlns:mc="http://schemas.openxmlformats.org/markup-compatibility/2006" xmlns:o="urn:schemas-microsoft-com:office:office" xmlns:r="http://schemas.openxmlformats.org/officeDocument/2006/relationships" xmlns:m="http://schemas.openxmlformats.org/officeDocument/2006/math" xmlns:v="urn:schemas-microsoft-com:vml" xmlns:wp14="http://schemas.microsoft.com/office/word/2010/wordprocessingDrawing" xmlns:wp="http://schemas.openxmlformats.org/drawingml/2006/wordprocessingDrawing" xmlns:w10="urn:schemas-microsoft-com:office:word" xmlns:w="http://schemas.openxmlformats.org/wordprocessingml/2006/main" xmlns:w14="http://schemas.microsoft.com/office/word/2010/wordml" xmlns:w15="http://schemas.microsoft.com/office/word/2012/wordml" xmlns:w16se="http://schemas.microsoft.com/office/word/2015/wordml/symex" xmlns:wpg="http://schemas.microsoft.com/office/word/2010/wordprocessingGroup" xmlns:wpi="http://schemas.microsoft.com/office/word/2010/wordprocessingInk" xmlns:wne="http://schemas.microsoft.com/office/word/2006/wordml" xmlns:wps="http://schemas.microsoft.com/office/word/2010/wordprocessingShape" mc:Ignorable="w14 w15 w16se wp14">
   <w:body>
     <w:p>
       <w:pPr>
@@ -101,7 +101,7 @@
           <w:szCs w:val="24"/>
           <w:lang w:eastAsia="en-US" w:bidi="en-US"/>
         </w:rPr>
-        <w:t>_______________________________</w:t>
+        <w:t>информационных технологий</w:t>
       </w:r>
       <w:r>
         <w:rPr>
@@ -122,7 +122,7 @@
           <w:szCs w:val="24"/>
           <w:lang w:eastAsia="en-US" w:bidi="en-US"/>
         </w:rPr>
-        <w:t>_____________________________________</w:t>
+        <w:t>Кафедра инфокогнитивных технологий</w:t>
       </w:r>
       <w:r>
         <w:rPr>
@@ -176,7 +176,27 @@
           <w:szCs w:val="24"/>
           <w:lang w:eastAsia="en-US" w:bidi="en-US"/>
         </w:rPr>
-        <w:t>______________________________________</w:t>
+        <w:t>09.03.01 Информатика и вычислительная техника</w:t>
+      </w:r>
+      <w:r>
+        <w:rPr>
+          <w:rFonts w:ascii="Times New Roman" w:hAnsi="Times New Roman" w:cs="Times New Roman"/>
+          <w:color w:val="000000"/>
+          <w:sz w:val="24"/>
+          <w:szCs w:val="24"/>
+          <w:lang w:eastAsia="en-US" w:bidi="en-US"/>
+        </w:rPr>
+        <w:t xml:space="preserve">/ </w:t>
+      </w:r>
+      <w:r>
+        <w:rPr>
+          <w:rFonts w:ascii="Times New Roman" w:hAnsi="Times New Roman" w:cs="Times New Roman"/>
+          <w:color w:val="000000"/>
+          <w:sz w:val="24"/>
+          <w:szCs w:val="24"/>
+          <w:lang w:eastAsia="en-US" w:bidi="en-US"/>
+        </w:rPr>
+        <w:t>Веб-технологии</w:t>
       </w:r>
     </w:p>
     <w:p>
@@ -333,7 +353,7 @@
           <w:sz w:val="28"/>
           <w:lang w:eastAsia="en-US" w:bidi="en-US"/>
         </w:rPr>
-        <w:t>____________________________</w:t>
+        <w:t>Мамонова Ксения Дмитриевна</w:t>
       </w:r>
       <w:r>
         <w:rPr>
@@ -351,7 +371,65 @@
           <w:sz w:val="28"/>
           <w:lang w:eastAsia="en-US" w:bidi="en-US"/>
         </w:rPr>
-        <w:t>_______________</w:t>
+        <w:t>241-321</w:t>
+      </w:r>
+    </w:p>
+    <w:p>
+      <w:pPr>
+        <w:spacing w:before="100" w:beforeAutospacing="1" w:after="100" w:afterAutospacing="1" w:line="360" w:lineRule="auto"/>
+        <w:ind w:left="10" w:right="10"/>
+        <w:jc w:val="both"/>
+        <w:rPr>
+          <w:rFonts w:ascii="Times New Roman" w:eastAsia="Times New Roman" w:hAnsi="Times New Roman" w:cs="Times New Roman"/>
+          <w:color w:val="000000"/>
+          <w:sz w:val="28"/>
+          <w:lang w:eastAsia="en-US" w:bidi="en-US"/>
+        </w:rPr>
+      </w:pPr>
+      <w:r>
+        <w:rPr>
+          <w:rFonts w:ascii="Times New Roman" w:eastAsia="Times New Roman" w:hAnsi="Times New Roman" w:cs="Times New Roman"/>
+          <w:color w:val="000000"/>
+          <w:sz w:val="28"/>
+          <w:lang w:eastAsia="en-US" w:bidi="en-US"/>
+        </w:rPr>
+        <w:t>Студент</w:t>
+      </w:r>
+      <w:r>
+        <w:rPr>
+          <w:rFonts w:ascii="Times New Roman" w:eastAsia="Times New Roman" w:hAnsi="Times New Roman" w:cs="Times New Roman"/>
+          <w:color w:val="000000"/>
+          <w:sz w:val="28"/>
+          <w:lang w:eastAsia="en-US" w:bidi="en-US"/>
+        </w:rPr>
+        <w:t xml:space="preserve">: </w:t>
+      </w:r>
+      <w:r>
+        <w:rPr>
+          <w:rFonts w:ascii="Times New Roman" w:eastAsia="Times New Roman" w:hAnsi="Times New Roman" w:cs="Times New Roman"/>
+          <w:color w:val="000000"/>
+          <w:sz w:val="28"/>
+          <w:lang w:eastAsia="en-US" w:bidi="en-US"/>
+        </w:rPr>
+        <w:t>Глущенко Ульяна Александровна</w:t>
+      </w:r>
+      <w:r>
+        <w:rPr>
+          <w:rFonts w:ascii="Times New Roman" w:eastAsia="Times New Roman" w:hAnsi="Times New Roman" w:cs="Times New Roman"/>
+          <w:color w:val="000000"/>
+          <w:sz w:val="28"/>
+          <w:lang w:eastAsia="en-US" w:bidi="en-US"/>
+        </w:rPr>
+        <w:t xml:space="preserve"> Группа: </w:t>
+      </w:r>
+      <w:r>
+        <w:rPr>
+          <w:rFonts w:ascii="Times New Roman" w:eastAsia="Times New Roman" w:hAnsi="Times New Roman" w:cs="Times New Roman"/>
+          <w:color w:val="000000"/>
+          <w:sz w:val="28"/>
+          <w:lang w:eastAsia="en-US" w:bidi="en-US"/>
+        </w:rPr>
+        <w:t>241-321</w:t>
       </w:r>
     </w:p>
     <w:p>
@@ -382,9 +460,8 @@
           <w:sz w:val="28"/>
           <w:lang w:eastAsia="en-US" w:bidi="en-US"/>
         </w:rPr>
-        <w:t xml:space="preserve">Московский </w:t>
-      </w:r>
-      <w:proofErr w:type="spellStart"/>
+        <w:t>Московский Политех</w:t>
+      </w:r>
       <w:r>
         <w:rPr>
           <w:rFonts w:ascii="Times New Roman" w:eastAsia="Times New Roman" w:hAnsi="Times New Roman" w:cs="Times New Roman"/>
@@ -392,9 +469,8 @@
           <w:sz w:val="28"/>
           <w:lang w:eastAsia="en-US" w:bidi="en-US"/>
         </w:rPr>
-        <w:t>Политех</w:t>
-      </w:r>
-      <w:proofErr w:type="spellEnd"/>
+        <w:t xml:space="preserve">, кафедра </w:t>
+      </w:r>
       <w:r>
         <w:rPr>
           <w:rFonts w:ascii="Times New Roman" w:eastAsia="Times New Roman" w:hAnsi="Times New Roman" w:cs="Times New Roman"/>
@@ -402,7 +478,7 @@
           <w:sz w:val="28"/>
           <w:lang w:eastAsia="en-US" w:bidi="en-US"/>
         </w:rPr>
-        <w:t>, кафедра _________________</w:t>
+        <w:t>инфокогнитивных технологий</w:t>
       </w:r>
     </w:p>
     <w:p>
@@ -471,7 +547,7 @@
           <w:szCs w:val="28"/>
           <w:lang w:eastAsia="en-US" w:bidi="en-US"/>
         </w:rPr>
-        <w:t>_________________________________</w:t>
+        <w:t>Чернова Вера Михайловна</w:t>
       </w:r>
     </w:p>
     <w:p>
@@ -490,35 +566,7 @@
     <w:p>
       <w:pPr>
         <w:spacing w:before="100" w:beforeAutospacing="1" w:after="100" w:afterAutospacing="1" w:line="360" w:lineRule="auto"/>
-        <w:ind w:left="-5" w:right="67"/>
-        <w:rPr>
-          <w:rFonts w:ascii="Times New Roman" w:eastAsia="Times New Roman" w:hAnsi="Times New Roman" w:cs="Times New Roman"/>
-          <w:color w:val="000000"/>
-          <w:sz w:val="28"/>
-          <w:szCs w:val="28"/>
-          <w:lang w:eastAsia="en-US" w:bidi="en-US"/>
-        </w:rPr>
-      </w:pPr>
-    </w:p>
-    <w:p>
-      <w:pPr>
-        <w:spacing w:before="100" w:beforeAutospacing="1" w:after="100" w:afterAutospacing="1" w:line="360" w:lineRule="auto"/>
-        <w:ind w:left="-5" w:right="67"/>
-        <w:rPr>
-          <w:rFonts w:ascii="Times New Roman" w:eastAsia="Times New Roman" w:hAnsi="Times New Roman" w:cs="Times New Roman"/>
-          <w:color w:val="000000"/>
-          <w:sz w:val="28"/>
-          <w:szCs w:val="28"/>
-          <w:lang w:eastAsia="en-US" w:bidi="en-US"/>
-        </w:rPr>
-      </w:pPr>
-      <w:bookmarkStart w:id="0" w:name="_GoBack"/>
-      <w:bookmarkEnd w:id="0"/>
-    </w:p>
-    <w:p>
-      <w:pPr>
-        <w:spacing w:before="100" w:beforeAutospacing="1" w:after="100" w:afterAutospacing="1" w:line="360" w:lineRule="auto"/>
-        <w:ind w:left="-5" w:right="67"/>
+        <w:ind w:right="67"/>
         <w:rPr>
           <w:rFonts w:ascii="Times New Roman" w:eastAsia="Times New Roman" w:hAnsi="Times New Roman" w:cs="Times New Roman"/>
           <w:color w:val="000000"/>
@@ -1069,17 +1117,7 @@
           <w:sz w:val="28"/>
           <w:szCs w:val="28"/>
         </w:rPr>
-        <w:t xml:space="preserve">ЗАКЛЮЧЕНИЕ </w:t>
-      </w:r>
-      <w:r>
-        <w:rPr>
-          <w:rFonts w:ascii="Times New Roman" w:eastAsia="Times New Roman" w:hAnsi="Times New Roman" w:cs="Times New Roman"/>
-          <w:i/>
-          <w:color w:val="000000"/>
-          <w:sz w:val="28"/>
-          <w:szCs w:val="28"/>
-        </w:rPr>
-        <w:t>(выводы о проделанной работе и оценка ценности выполненных задач для заказчика)</w:t>
+        <w:t>ЗАКЛЮЧЕНИЕ</w:t>
       </w:r>
     </w:p>
     <w:p>
@@ -1130,34 +1168,6 @@
           <w:szCs w:val="28"/>
         </w:rPr>
       </w:pPr>
-      <w:r>
-        <w:rPr>
-          <w:rFonts w:ascii="Times New Roman" w:eastAsia="Times New Roman" w:hAnsi="Times New Roman" w:cs="Times New Roman"/>
-          <w:color w:val="000000"/>
-          <w:sz w:val="28"/>
-          <w:szCs w:val="28"/>
-        </w:rPr>
-        <w:t>ПРИЛОЖЕНИЯ</w:t>
-      </w:r>
-      <w:r>
-        <w:rPr>
-          <w:rFonts w:ascii="Times New Roman" w:eastAsia="Times New Roman" w:hAnsi="Times New Roman" w:cs="Times New Roman"/>
-          <w:color w:val="000000"/>
-          <w:sz w:val="28"/>
-          <w:szCs w:val="28"/>
-        </w:rPr>
-        <w:t xml:space="preserve"> </w:t>
-      </w:r>
-      <w:r>
-        <w:rPr>
-          <w:rFonts w:ascii="Times New Roman" w:eastAsia="Times New Roman" w:hAnsi="Times New Roman" w:cs="Times New Roman"/>
-          <w:i/>
-          <w:color w:val="000000"/>
-          <w:sz w:val="28"/>
-          <w:szCs w:val="28"/>
-        </w:rPr>
-        <w:t>(при необходимости)</w:t>
-      </w:r>
     </w:p>
     <w:p>
       <w:pPr>
@@ -1301,6 +1311,25 @@
     </w:p>
     <w:p>
       <w:pPr>
+        <w:rPr>
+          <w:rFonts w:ascii="Times New Roman" w:eastAsia="Times New Roman" w:hAnsi="Times New Roman" w:cs="Times New Roman"/>
+          <w:color w:val="000000"/>
+          <w:sz w:val="28"/>
+          <w:szCs w:val="28"/>
+        </w:rPr>
+      </w:pPr>
+      <w:r>
+        <w:rPr>
+          <w:rFonts w:ascii="Times New Roman" w:eastAsia="Times New Roman" w:hAnsi="Times New Roman" w:cs="Times New Roman"/>
+          <w:color w:val="000000"/>
+          <w:sz w:val="28"/>
+          <w:szCs w:val="28"/>
+        </w:rPr>
+        <w:br w:type="page"/>
+      </w:r>
+    </w:p>
+    <w:p>
+      <w:pPr>
         <w:keepNext/>
         <w:keepLines/>
         <w:pBdr>
@@ -1311,13 +1340,24 @@
           <w:between w:val="nil"/>
         </w:pBdr>
         <w:spacing w:after="0" w:line="360" w:lineRule="auto"/>
-        <w:rPr>
-          <w:rFonts w:ascii="Times New Roman" w:eastAsia="Times New Roman" w:hAnsi="Times New Roman" w:cs="Times New Roman"/>
-          <w:color w:val="000000"/>
-          <w:sz w:val="28"/>
-          <w:szCs w:val="28"/>
-        </w:rPr>
-      </w:pPr>
+        <w:jc w:val="center"/>
+        <w:rPr>
+          <w:rFonts w:ascii="Times New Roman" w:eastAsia="Times New Roman" w:hAnsi="Times New Roman" w:cs="Times New Roman"/>
+          <w:color w:val="000000"/>
+          <w:sz w:val="28"/>
+          <w:szCs w:val="28"/>
+        </w:rPr>
+      </w:pPr>
+      <w:r>
+        <w:rPr>
+          <w:rFonts w:ascii="Times New Roman" w:eastAsia="Times New Roman" w:hAnsi="Times New Roman" w:cs="Times New Roman"/>
+          <w:color w:val="000000"/>
+          <w:sz w:val="28"/>
+          <w:szCs w:val="28"/>
+        </w:rPr>
+        <w:lastRenderedPageBreak/>
+        <w:t>ВВЕДЕНИЕ</w:t>
+      </w:r>
     </w:p>
     <w:p>
       <w:pPr>
@@ -1331,13 +1371,24 @@
           <w:between w:val="nil"/>
         </w:pBdr>
         <w:spacing w:after="0" w:line="360" w:lineRule="auto"/>
-        <w:rPr>
-          <w:rFonts w:ascii="Times New Roman" w:eastAsia="Times New Roman" w:hAnsi="Times New Roman" w:cs="Times New Roman"/>
-          <w:color w:val="000000"/>
-          <w:sz w:val="28"/>
-          <w:szCs w:val="28"/>
-        </w:rPr>
-      </w:pPr>
+        <w:ind w:firstLine="720"/>
+        <w:jc w:val="both"/>
+        <w:rPr>
+          <w:rFonts w:ascii="Times New Roman" w:eastAsia="Times New Roman" w:hAnsi="Times New Roman" w:cs="Times New Roman"/>
+          <w:color w:val="000000"/>
+          <w:sz w:val="28"/>
+          <w:szCs w:val="28"/>
+        </w:rPr>
+      </w:pPr>
+      <w:r>
+        <w:rPr>
+          <w:rFonts w:ascii="Times New Roman" w:eastAsia="Times New Roman" w:hAnsi="Times New Roman" w:cs="Times New Roman"/>
+          <w:color w:val="000000"/>
+          <w:sz w:val="28"/>
+          <w:szCs w:val="28"/>
+        </w:rPr>
+        <w:t>Металлообработка — важная отрасль промышленности, требующая высокой квалификации исполнителей и четкого взаимодействия между заказчиком и подрядчиком. Однако, существующие платформы для поиска исполнителей не всегда эффективны и не позволяют быстро находить нужных специалистов или размещать заказы. Поэтому возникла потребность в создании специализированной платформы, которая бы упростила процесс размещения и выполнения заказов.</w:t>
+      </w:r>
     </w:p>
     <w:p>
       <w:pPr>
@@ -1351,13 +1402,23 @@
           <w:between w:val="nil"/>
         </w:pBdr>
         <w:spacing w:after="0" w:line="360" w:lineRule="auto"/>
-        <w:rPr>
-          <w:rFonts w:ascii="Times New Roman" w:eastAsia="Times New Roman" w:hAnsi="Times New Roman" w:cs="Times New Roman"/>
-          <w:color w:val="000000"/>
-          <w:sz w:val="28"/>
-          <w:szCs w:val="28"/>
-        </w:rPr>
-      </w:pPr>
+        <w:ind w:firstLine="720"/>
+        <w:rPr>
+          <w:rFonts w:ascii="Times New Roman" w:eastAsia="Times New Roman" w:hAnsi="Times New Roman" w:cs="Times New Roman"/>
+          <w:color w:val="000000"/>
+          <w:sz w:val="28"/>
+          <w:szCs w:val="28"/>
+        </w:rPr>
+      </w:pPr>
+      <w:r>
+        <w:rPr>
+          <w:rFonts w:ascii="Times New Roman" w:eastAsia="Times New Roman" w:hAnsi="Times New Roman" w:cs="Times New Roman"/>
+          <w:color w:val="000000"/>
+          <w:sz w:val="28"/>
+          <w:szCs w:val="28"/>
+        </w:rPr>
+        <w:t>Суть проекта – создание онлайн-платформы, которая позволит исполнителям и заказчикам металлообработки находить друг друга и заключать контракты на выполнение работ.</w:t>
+      </w:r>
     </w:p>
     <w:p>
       <w:pPr>
@@ -1379,8 +1440,1652 @@
         </w:rPr>
       </w:pPr>
     </w:p>
+    <w:p>
+      <w:pPr>
+        <w:rPr>
+          <w:rFonts w:ascii="Times New Roman" w:eastAsia="Times New Roman" w:hAnsi="Times New Roman" w:cs="Times New Roman"/>
+          <w:color w:val="000000"/>
+          <w:sz w:val="28"/>
+          <w:szCs w:val="28"/>
+        </w:rPr>
+      </w:pPr>
+      <w:r>
+        <w:rPr>
+          <w:rFonts w:ascii="Times New Roman" w:eastAsia="Times New Roman" w:hAnsi="Times New Roman" w:cs="Times New Roman"/>
+          <w:color w:val="000000"/>
+          <w:sz w:val="28"/>
+          <w:szCs w:val="28"/>
+        </w:rPr>
+        <w:br w:type="page"/>
+      </w:r>
+    </w:p>
+    <w:p>
+      <w:pPr>
+        <w:keepNext/>
+        <w:keepLines/>
+        <w:pBdr>
+          <w:top w:val="nil"/>
+          <w:left w:val="nil"/>
+          <w:bottom w:val="nil"/>
+          <w:right w:val="nil"/>
+          <w:between w:val="nil"/>
+        </w:pBdr>
+        <w:spacing w:after="0" w:line="360" w:lineRule="auto"/>
+        <w:jc w:val="center"/>
+        <w:rPr>
+          <w:rFonts w:ascii="Times New Roman" w:eastAsia="Times New Roman" w:hAnsi="Times New Roman" w:cs="Times New Roman"/>
+          <w:color w:val="000000"/>
+          <w:sz w:val="28"/>
+          <w:szCs w:val="28"/>
+        </w:rPr>
+      </w:pPr>
+      <w:r>
+        <w:rPr>
+          <w:rFonts w:ascii="Times New Roman" w:eastAsia="Times New Roman" w:hAnsi="Times New Roman" w:cs="Times New Roman"/>
+          <w:color w:val="000000"/>
+          <w:sz w:val="28"/>
+          <w:szCs w:val="28"/>
+        </w:rPr>
+        <w:lastRenderedPageBreak/>
+        <w:t>Общая информация о проекте</w:t>
+      </w:r>
+    </w:p>
+    <w:p>
+      <w:pPr>
+        <w:keepNext/>
+        <w:keepLines/>
+        <w:pBdr>
+          <w:top w:val="nil"/>
+          <w:left w:val="nil"/>
+          <w:bottom w:val="nil"/>
+          <w:right w:val="nil"/>
+          <w:between w:val="nil"/>
+        </w:pBdr>
+        <w:spacing w:after="0" w:line="360" w:lineRule="auto"/>
+        <w:ind w:firstLine="720"/>
+        <w:jc w:val="both"/>
+        <w:rPr>
+          <w:rFonts w:ascii="Times New Roman" w:eastAsia="Times New Roman" w:hAnsi="Times New Roman" w:cs="Times New Roman"/>
+          <w:color w:val="000000"/>
+          <w:sz w:val="28"/>
+          <w:szCs w:val="28"/>
+        </w:rPr>
+      </w:pPr>
+      <w:r>
+        <w:rPr>
+          <w:rFonts w:ascii="Times New Roman" w:eastAsia="Times New Roman" w:hAnsi="Times New Roman" w:cs="Times New Roman"/>
+          <w:color w:val="000000"/>
+          <w:sz w:val="28"/>
+          <w:szCs w:val="28"/>
+        </w:rPr>
+        <w:t>Название проекта</w:t>
+      </w:r>
+      <w:r>
+        <w:rPr>
+          <w:rFonts w:ascii="Times New Roman" w:eastAsia="Times New Roman" w:hAnsi="Times New Roman" w:cs="Times New Roman"/>
+          <w:color w:val="000000"/>
+          <w:sz w:val="28"/>
+          <w:szCs w:val="28"/>
+        </w:rPr>
+        <w:t>: Платформа по металлообработке (сайт).</w:t>
+      </w:r>
+    </w:p>
+    <w:p>
+      <w:pPr>
+        <w:keepNext/>
+        <w:keepLines/>
+        <w:pBdr>
+          <w:top w:val="nil"/>
+          <w:left w:val="nil"/>
+          <w:bottom w:val="nil"/>
+          <w:right w:val="nil"/>
+          <w:between w:val="nil"/>
+        </w:pBdr>
+        <w:spacing w:after="0" w:line="360" w:lineRule="auto"/>
+        <w:ind w:firstLine="720"/>
+        <w:jc w:val="both"/>
+        <w:rPr>
+          <w:rFonts w:ascii="Times New Roman" w:eastAsia="Times New Roman" w:hAnsi="Times New Roman" w:cs="Times New Roman"/>
+          <w:color w:val="000000"/>
+          <w:sz w:val="28"/>
+          <w:szCs w:val="28"/>
+          <w:lang w:val="en-US"/>
+        </w:rPr>
+      </w:pPr>
+      <w:r>
+        <w:rPr>
+          <w:rFonts w:ascii="Times New Roman" w:eastAsia="Times New Roman" w:hAnsi="Times New Roman" w:cs="Times New Roman"/>
+          <w:color w:val="000000"/>
+          <w:sz w:val="28"/>
+          <w:szCs w:val="28"/>
+        </w:rPr>
+        <w:t>Цели</w:t>
+      </w:r>
+      <w:r>
+        <w:rPr>
+          <w:rFonts w:ascii="Times New Roman" w:eastAsia="Times New Roman" w:hAnsi="Times New Roman" w:cs="Times New Roman"/>
+          <w:color w:val="000000"/>
+          <w:sz w:val="28"/>
+          <w:szCs w:val="28"/>
+          <w:lang w:val="en-US"/>
+        </w:rPr>
+        <w:t xml:space="preserve"> </w:t>
+      </w:r>
+      <w:r>
+        <w:rPr>
+          <w:rFonts w:ascii="Times New Roman" w:eastAsia="Times New Roman" w:hAnsi="Times New Roman" w:cs="Times New Roman"/>
+          <w:color w:val="000000"/>
+          <w:sz w:val="28"/>
+          <w:szCs w:val="28"/>
+        </w:rPr>
+        <w:t>проекта</w:t>
+      </w:r>
+      <w:r>
+        <w:rPr>
+          <w:rFonts w:ascii="Times New Roman" w:eastAsia="Times New Roman" w:hAnsi="Times New Roman" w:cs="Times New Roman"/>
+          <w:color w:val="000000"/>
+          <w:sz w:val="28"/>
+          <w:szCs w:val="28"/>
+          <w:lang w:val="en-US"/>
+        </w:rPr>
+        <w:t>:</w:t>
+      </w:r>
+    </w:p>
+    <w:p>
+      <w:pPr>
+        <w:pStyle w:val="a6"/>
+        <w:keepNext/>
+        <w:keepLines/>
+        <w:numPr>
+          <w:ilvl w:val="0"/>
+          <w:numId w:val="23"/>
+        </w:numPr>
+        <w:pBdr>
+          <w:top w:val="nil"/>
+          <w:left w:val="nil"/>
+          <w:bottom w:val="nil"/>
+          <w:right w:val="nil"/>
+          <w:between w:val="nil"/>
+        </w:pBdr>
+        <w:spacing w:after="0" w:line="360" w:lineRule="auto"/>
+        <w:jc w:val="both"/>
+        <w:rPr>
+          <w:rFonts w:ascii="Times New Roman" w:eastAsia="Times New Roman" w:hAnsi="Times New Roman" w:cs="Times New Roman"/>
+          <w:color w:val="000000"/>
+          <w:sz w:val="28"/>
+          <w:szCs w:val="28"/>
+        </w:rPr>
+      </w:pPr>
+      <w:r>
+        <w:rPr>
+          <w:rFonts w:ascii="Times New Roman" w:eastAsia="Times New Roman" w:hAnsi="Times New Roman" w:cs="Times New Roman"/>
+          <w:color w:val="000000"/>
+          <w:sz w:val="28"/>
+          <w:szCs w:val="28"/>
+        </w:rPr>
+        <w:t>Взаимодействие</w:t>
+      </w:r>
+      <w:r>
+        <w:rPr>
+          <w:rFonts w:ascii="Times New Roman" w:eastAsia="Times New Roman" w:hAnsi="Times New Roman" w:cs="Times New Roman"/>
+          <w:color w:val="000000"/>
+          <w:sz w:val="28"/>
+          <w:szCs w:val="28"/>
+        </w:rPr>
+        <w:t xml:space="preserve">. </w:t>
+      </w:r>
+      <w:r>
+        <w:rPr>
+          <w:rFonts w:ascii="Times New Roman" w:eastAsia="Times New Roman" w:hAnsi="Times New Roman" w:cs="Times New Roman"/>
+          <w:color w:val="000000"/>
+          <w:sz w:val="28"/>
+          <w:szCs w:val="28"/>
+        </w:rPr>
+        <w:t>Обеспечение удобного взаимодействия между заказчиками и исполнителями в сфере металлообработки</w:t>
+      </w:r>
+      <w:r>
+        <w:rPr>
+          <w:rFonts w:ascii="Times New Roman" w:eastAsia="Times New Roman" w:hAnsi="Times New Roman" w:cs="Times New Roman"/>
+          <w:color w:val="000000"/>
+          <w:sz w:val="28"/>
+          <w:szCs w:val="28"/>
+        </w:rPr>
+        <w:t>.</w:t>
+      </w:r>
+    </w:p>
+    <w:p>
+      <w:pPr>
+        <w:pStyle w:val="a6"/>
+        <w:keepNext/>
+        <w:keepLines/>
+        <w:numPr>
+          <w:ilvl w:val="0"/>
+          <w:numId w:val="23"/>
+        </w:numPr>
+        <w:pBdr>
+          <w:top w:val="nil"/>
+          <w:left w:val="nil"/>
+          <w:bottom w:val="nil"/>
+          <w:right w:val="nil"/>
+          <w:between w:val="nil"/>
+        </w:pBdr>
+        <w:spacing w:after="0" w:line="360" w:lineRule="auto"/>
+        <w:jc w:val="both"/>
+        <w:rPr>
+          <w:rFonts w:ascii="Times New Roman" w:eastAsia="Times New Roman" w:hAnsi="Times New Roman" w:cs="Times New Roman"/>
+          <w:color w:val="000000"/>
+          <w:sz w:val="28"/>
+          <w:szCs w:val="28"/>
+        </w:rPr>
+      </w:pPr>
+      <w:r>
+        <w:rPr>
+          <w:rFonts w:ascii="Times New Roman" w:eastAsia="Times New Roman" w:hAnsi="Times New Roman" w:cs="Times New Roman"/>
+          <w:color w:val="000000"/>
+          <w:sz w:val="28"/>
+          <w:szCs w:val="28"/>
+        </w:rPr>
+        <w:t>Упрощение</w:t>
+      </w:r>
+      <w:r>
+        <w:rPr>
+          <w:rFonts w:ascii="Times New Roman" w:eastAsia="Times New Roman" w:hAnsi="Times New Roman" w:cs="Times New Roman"/>
+          <w:color w:val="000000"/>
+          <w:sz w:val="28"/>
+          <w:szCs w:val="28"/>
+        </w:rPr>
+        <w:t xml:space="preserve">. </w:t>
+      </w:r>
+      <w:r>
+        <w:rPr>
+          <w:rFonts w:ascii="Times New Roman" w:eastAsia="Times New Roman" w:hAnsi="Times New Roman" w:cs="Times New Roman"/>
+          <w:color w:val="000000"/>
+          <w:sz w:val="28"/>
+          <w:szCs w:val="28"/>
+        </w:rPr>
+        <w:t>Упрощение процесса размещения заказов и отслеживания их выполнения</w:t>
+      </w:r>
+    </w:p>
+    <w:p>
+      <w:pPr>
+        <w:pStyle w:val="a6"/>
+        <w:keepNext/>
+        <w:keepLines/>
+        <w:numPr>
+          <w:ilvl w:val="0"/>
+          <w:numId w:val="23"/>
+        </w:numPr>
+        <w:pBdr>
+          <w:top w:val="nil"/>
+          <w:left w:val="nil"/>
+          <w:bottom w:val="nil"/>
+          <w:right w:val="nil"/>
+          <w:between w:val="nil"/>
+        </w:pBdr>
+        <w:spacing w:after="0" w:line="360" w:lineRule="auto"/>
+        <w:jc w:val="both"/>
+        <w:rPr>
+          <w:rFonts w:ascii="Times New Roman" w:eastAsia="Times New Roman" w:hAnsi="Times New Roman" w:cs="Times New Roman"/>
+          <w:color w:val="000000"/>
+          <w:sz w:val="28"/>
+          <w:szCs w:val="28"/>
+        </w:rPr>
+      </w:pPr>
+      <w:r>
+        <w:rPr>
+          <w:rFonts w:ascii="Times New Roman" w:eastAsia="Times New Roman" w:hAnsi="Times New Roman" w:cs="Times New Roman"/>
+          <w:color w:val="000000"/>
+          <w:sz w:val="28"/>
+          <w:szCs w:val="28"/>
+        </w:rPr>
+        <w:t>Развитие платформы</w:t>
+      </w:r>
+      <w:r>
+        <w:rPr>
+          <w:rFonts w:ascii="Times New Roman" w:eastAsia="Times New Roman" w:hAnsi="Times New Roman" w:cs="Times New Roman"/>
+          <w:color w:val="000000"/>
+          <w:sz w:val="28"/>
+          <w:szCs w:val="28"/>
+        </w:rPr>
+        <w:t xml:space="preserve">. </w:t>
+      </w:r>
+      <w:r>
+        <w:rPr>
+          <w:rFonts w:ascii="Times New Roman" w:eastAsia="Times New Roman" w:hAnsi="Times New Roman" w:cs="Times New Roman"/>
+          <w:color w:val="000000"/>
+          <w:sz w:val="28"/>
+          <w:szCs w:val="28"/>
+        </w:rPr>
+        <w:t>Разработка сайта и проверка его функциональности</w:t>
+      </w:r>
+    </w:p>
+    <w:p>
+      <w:pPr>
+        <w:keepNext/>
+        <w:keepLines/>
+        <w:pBdr>
+          <w:top w:val="nil"/>
+          <w:left w:val="nil"/>
+          <w:bottom w:val="nil"/>
+          <w:right w:val="nil"/>
+          <w:between w:val="nil"/>
+        </w:pBdr>
+        <w:spacing w:after="0" w:line="360" w:lineRule="auto"/>
+        <w:ind w:firstLine="720"/>
+        <w:jc w:val="both"/>
+        <w:rPr>
+          <w:rFonts w:ascii="Times New Roman" w:eastAsia="Times New Roman" w:hAnsi="Times New Roman" w:cs="Times New Roman"/>
+          <w:color w:val="000000"/>
+          <w:sz w:val="28"/>
+          <w:szCs w:val="28"/>
+        </w:rPr>
+      </w:pPr>
+      <w:r>
+        <w:rPr>
+          <w:rFonts w:ascii="Times New Roman" w:eastAsia="Times New Roman" w:hAnsi="Times New Roman" w:cs="Times New Roman"/>
+          <w:color w:val="000000"/>
+          <w:sz w:val="28"/>
+          <w:szCs w:val="28"/>
+        </w:rPr>
+        <w:t>Задачи проекта:</w:t>
+      </w:r>
+    </w:p>
+    <w:p>
+      <w:pPr>
+        <w:pStyle w:val="a6"/>
+        <w:keepNext/>
+        <w:keepLines/>
+        <w:numPr>
+          <w:ilvl w:val="0"/>
+          <w:numId w:val="24"/>
+        </w:numPr>
+        <w:pBdr>
+          <w:top w:val="nil"/>
+          <w:left w:val="nil"/>
+          <w:bottom w:val="nil"/>
+          <w:right w:val="nil"/>
+          <w:between w:val="nil"/>
+        </w:pBdr>
+        <w:spacing w:after="0" w:line="360" w:lineRule="auto"/>
+        <w:jc w:val="both"/>
+        <w:rPr>
+          <w:rFonts w:ascii="Times New Roman" w:eastAsia="Times New Roman" w:hAnsi="Times New Roman" w:cs="Times New Roman"/>
+          <w:color w:val="000000"/>
+          <w:sz w:val="28"/>
+          <w:szCs w:val="28"/>
+        </w:rPr>
+      </w:pPr>
+      <w:r>
+        <w:rPr>
+          <w:rFonts w:ascii="Times New Roman" w:eastAsia="Times New Roman" w:hAnsi="Times New Roman" w:cs="Times New Roman"/>
+          <w:color w:val="000000"/>
+          <w:sz w:val="28"/>
+          <w:szCs w:val="28"/>
+        </w:rPr>
+        <w:t>Разработка веб-платформы с удобным интерфейсом для регистрации, размещения заказов и выполнения работ.</w:t>
+      </w:r>
+    </w:p>
+    <w:p>
+      <w:pPr>
+        <w:pStyle w:val="a6"/>
+        <w:keepNext/>
+        <w:keepLines/>
+        <w:numPr>
+          <w:ilvl w:val="0"/>
+          <w:numId w:val="24"/>
+        </w:numPr>
+        <w:pBdr>
+          <w:top w:val="nil"/>
+          <w:left w:val="nil"/>
+          <w:bottom w:val="nil"/>
+          <w:right w:val="nil"/>
+          <w:between w:val="nil"/>
+        </w:pBdr>
+        <w:spacing w:after="0" w:line="360" w:lineRule="auto"/>
+        <w:jc w:val="both"/>
+        <w:rPr>
+          <w:rFonts w:ascii="Times New Roman" w:eastAsia="Times New Roman" w:hAnsi="Times New Roman" w:cs="Times New Roman"/>
+          <w:color w:val="000000"/>
+          <w:sz w:val="28"/>
+          <w:szCs w:val="28"/>
+        </w:rPr>
+      </w:pPr>
+      <w:r>
+        <w:rPr>
+          <w:rFonts w:ascii="Times New Roman" w:eastAsia="Times New Roman" w:hAnsi="Times New Roman" w:cs="Times New Roman"/>
+          <w:color w:val="000000"/>
+          <w:sz w:val="28"/>
+          <w:szCs w:val="28"/>
+        </w:rPr>
+        <w:t>Анализ обратной связи от заказчика и внесение правок</w:t>
+      </w:r>
+    </w:p>
+    <w:p>
+      <w:pPr>
+        <w:pStyle w:val="a6"/>
+        <w:keepNext/>
+        <w:keepLines/>
+        <w:numPr>
+          <w:ilvl w:val="0"/>
+          <w:numId w:val="24"/>
+        </w:numPr>
+        <w:pBdr>
+          <w:top w:val="nil"/>
+          <w:left w:val="nil"/>
+          <w:bottom w:val="nil"/>
+          <w:right w:val="nil"/>
+          <w:between w:val="nil"/>
+        </w:pBdr>
+        <w:spacing w:after="0" w:line="360" w:lineRule="auto"/>
+        <w:jc w:val="both"/>
+        <w:rPr>
+          <w:rFonts w:ascii="Times New Roman" w:eastAsia="Times New Roman" w:hAnsi="Times New Roman" w:cs="Times New Roman"/>
+          <w:color w:val="000000"/>
+          <w:sz w:val="28"/>
+          <w:szCs w:val="28"/>
+        </w:rPr>
+      </w:pPr>
+      <w:r>
+        <w:rPr>
+          <w:rFonts w:ascii="Times New Roman" w:eastAsia="Times New Roman" w:hAnsi="Times New Roman" w:cs="Times New Roman"/>
+          <w:color w:val="000000"/>
+          <w:sz w:val="28"/>
+          <w:szCs w:val="28"/>
+        </w:rPr>
+        <w:t>Разработка “рабочего” дизайна на основе анализа конкурентов</w:t>
+      </w:r>
+    </w:p>
+    <w:p>
+      <w:pPr>
+        <w:pStyle w:val="a6"/>
+        <w:keepNext/>
+        <w:keepLines/>
+        <w:numPr>
+          <w:ilvl w:val="0"/>
+          <w:numId w:val="24"/>
+        </w:numPr>
+        <w:pBdr>
+          <w:top w:val="nil"/>
+          <w:left w:val="nil"/>
+          <w:bottom w:val="nil"/>
+          <w:right w:val="nil"/>
+          <w:between w:val="nil"/>
+        </w:pBdr>
+        <w:spacing w:after="0" w:line="360" w:lineRule="auto"/>
+        <w:jc w:val="both"/>
+        <w:rPr>
+          <w:rFonts w:ascii="Times New Roman" w:eastAsia="Times New Roman" w:hAnsi="Times New Roman" w:cs="Times New Roman"/>
+          <w:color w:val="000000"/>
+          <w:sz w:val="28"/>
+          <w:szCs w:val="28"/>
+        </w:rPr>
+      </w:pPr>
+      <w:r>
+        <w:rPr>
+          <w:rFonts w:ascii="Times New Roman" w:eastAsia="Times New Roman" w:hAnsi="Times New Roman" w:cs="Times New Roman"/>
+          <w:color w:val="000000"/>
+          <w:sz w:val="28"/>
+          <w:szCs w:val="28"/>
+        </w:rPr>
+        <w:t>Разработка карта пути клиента</w:t>
+      </w:r>
+    </w:p>
+    <w:p>
+      <w:pPr>
+        <w:keepNext/>
+        <w:keepLines/>
+        <w:pBdr>
+          <w:top w:val="nil"/>
+          <w:left w:val="nil"/>
+          <w:bottom w:val="nil"/>
+          <w:right w:val="nil"/>
+          <w:between w:val="nil"/>
+        </w:pBdr>
+        <w:spacing w:after="0" w:line="360" w:lineRule="auto"/>
+        <w:rPr>
+          <w:rFonts w:ascii="Times New Roman" w:eastAsia="Times New Roman" w:hAnsi="Times New Roman" w:cs="Times New Roman"/>
+          <w:color w:val="000000"/>
+          <w:sz w:val="28"/>
+          <w:szCs w:val="28"/>
+        </w:rPr>
+      </w:pPr>
+    </w:p>
+    <w:p>
+      <w:pPr>
+        <w:rPr>
+          <w:rFonts w:ascii="Times New Roman" w:eastAsia="Times New Roman" w:hAnsi="Times New Roman" w:cs="Times New Roman"/>
+          <w:color w:val="000000"/>
+          <w:sz w:val="28"/>
+          <w:szCs w:val="28"/>
+        </w:rPr>
+      </w:pPr>
+      <w:r>
+        <w:rPr>
+          <w:rFonts w:ascii="Times New Roman" w:eastAsia="Times New Roman" w:hAnsi="Times New Roman" w:cs="Times New Roman"/>
+          <w:color w:val="000000"/>
+          <w:sz w:val="28"/>
+          <w:szCs w:val="28"/>
+        </w:rPr>
+        <w:br w:type="page"/>
+      </w:r>
+    </w:p>
+    <w:p>
+      <w:pPr>
+        <w:keepNext/>
+        <w:keepLines/>
+        <w:pBdr>
+          <w:top w:val="nil"/>
+          <w:left w:val="nil"/>
+          <w:bottom w:val="nil"/>
+          <w:right w:val="nil"/>
+          <w:between w:val="nil"/>
+        </w:pBdr>
+        <w:spacing w:after="0" w:line="360" w:lineRule="auto"/>
+        <w:jc w:val="center"/>
+        <w:rPr>
+          <w:rFonts w:ascii="Times New Roman" w:eastAsia="Times New Roman" w:hAnsi="Times New Roman" w:cs="Times New Roman"/>
+          <w:color w:val="000000"/>
+          <w:sz w:val="28"/>
+          <w:szCs w:val="28"/>
+        </w:rPr>
+      </w:pPr>
+      <w:r>
+        <w:rPr>
+          <w:rFonts w:ascii="Times New Roman" w:eastAsia="Times New Roman" w:hAnsi="Times New Roman" w:cs="Times New Roman"/>
+          <w:color w:val="000000"/>
+          <w:sz w:val="28"/>
+          <w:szCs w:val="28"/>
+        </w:rPr>
+        <w:lastRenderedPageBreak/>
+        <w:t>Общая характеристика деятельности организации</w:t>
+      </w:r>
+    </w:p>
+    <w:p>
+      <w:pPr>
+        <w:keepNext/>
+        <w:keepLines/>
+        <w:pBdr>
+          <w:top w:val="nil"/>
+          <w:left w:val="nil"/>
+          <w:bottom w:val="nil"/>
+          <w:right w:val="nil"/>
+          <w:between w:val="nil"/>
+        </w:pBdr>
+        <w:spacing w:after="0" w:line="360" w:lineRule="auto"/>
+        <w:ind w:firstLine="720"/>
+        <w:jc w:val="both"/>
+        <w:rPr>
+          <w:rFonts w:ascii="Times New Roman" w:eastAsia="Times New Roman" w:hAnsi="Times New Roman" w:cs="Times New Roman"/>
+          <w:color w:val="000000"/>
+          <w:sz w:val="28"/>
+          <w:szCs w:val="28"/>
+        </w:rPr>
+      </w:pPr>
+      <w:r>
+        <w:rPr>
+          <w:rFonts w:ascii="Times New Roman" w:eastAsia="Times New Roman" w:hAnsi="Times New Roman" w:cs="Times New Roman"/>
+          <w:color w:val="000000"/>
+          <w:sz w:val="28"/>
+          <w:szCs w:val="28"/>
+        </w:rPr>
+        <w:t>Наименование заказчика</w:t>
+      </w:r>
+      <w:r>
+        <w:rPr>
+          <w:rFonts w:ascii="Times New Roman" w:eastAsia="Times New Roman" w:hAnsi="Times New Roman" w:cs="Times New Roman"/>
+          <w:color w:val="000000"/>
+          <w:sz w:val="28"/>
+          <w:szCs w:val="28"/>
+        </w:rPr>
+        <w:t xml:space="preserve">: </w:t>
+      </w:r>
+      <w:r>
+        <w:rPr>
+          <w:rFonts w:ascii="Times New Roman" w:eastAsia="Times New Roman" w:hAnsi="Times New Roman" w:cs="Times New Roman"/>
+          <w:color w:val="000000"/>
+          <w:sz w:val="28"/>
+          <w:szCs w:val="28"/>
+        </w:rPr>
+        <w:t xml:space="preserve">ООО "Профдеталь", </w:t>
+      </w:r>
+      <w:r>
+        <w:rPr>
+          <w:rFonts w:ascii="Times New Roman" w:eastAsia="Times New Roman" w:hAnsi="Times New Roman" w:cs="Times New Roman"/>
+          <w:color w:val="000000"/>
+          <w:sz w:val="28"/>
+          <w:szCs w:val="28"/>
+        </w:rPr>
+        <w:t>ген.директор Барбашин И.П.</w:t>
+      </w:r>
+    </w:p>
+    <w:p>
+      <w:pPr>
+        <w:keepNext/>
+        <w:keepLines/>
+        <w:pBdr>
+          <w:top w:val="nil"/>
+          <w:left w:val="nil"/>
+          <w:bottom w:val="nil"/>
+          <w:right w:val="nil"/>
+          <w:between w:val="nil"/>
+        </w:pBdr>
+        <w:spacing w:after="0" w:line="360" w:lineRule="auto"/>
+        <w:ind w:firstLine="720"/>
+        <w:jc w:val="both"/>
+        <w:rPr>
+          <w:rFonts w:ascii="Times New Roman" w:eastAsia="Times New Roman" w:hAnsi="Times New Roman" w:cs="Times New Roman"/>
+          <w:color w:val="000000"/>
+          <w:sz w:val="28"/>
+          <w:szCs w:val="28"/>
+        </w:rPr>
+      </w:pPr>
+    </w:p>
+    <w:p>
+      <w:pPr>
+        <w:rPr>
+          <w:rFonts w:ascii="Times New Roman" w:eastAsia="Times New Roman" w:hAnsi="Times New Roman" w:cs="Times New Roman"/>
+          <w:color w:val="000000"/>
+          <w:sz w:val="28"/>
+          <w:szCs w:val="28"/>
+        </w:rPr>
+      </w:pPr>
+      <w:r>
+        <w:rPr>
+          <w:rFonts w:ascii="Times New Roman" w:eastAsia="Times New Roman" w:hAnsi="Times New Roman" w:cs="Times New Roman"/>
+          <w:color w:val="000000"/>
+          <w:sz w:val="28"/>
+          <w:szCs w:val="28"/>
+        </w:rPr>
+        <w:br w:type="page"/>
+      </w:r>
+    </w:p>
+    <w:p>
+      <w:pPr>
+        <w:keepNext/>
+        <w:keepLines/>
+        <w:pBdr>
+          <w:top w:val="nil"/>
+          <w:left w:val="nil"/>
+          <w:bottom w:val="nil"/>
+          <w:right w:val="nil"/>
+          <w:between w:val="nil"/>
+        </w:pBdr>
+        <w:spacing w:after="0" w:line="360" w:lineRule="auto"/>
+        <w:jc w:val="center"/>
+        <w:rPr>
+          <w:rFonts w:ascii="Times New Roman" w:eastAsia="Times New Roman" w:hAnsi="Times New Roman" w:cs="Times New Roman"/>
+          <w:color w:val="000000"/>
+          <w:sz w:val="28"/>
+          <w:szCs w:val="28"/>
+        </w:rPr>
+      </w:pPr>
+      <w:r>
+        <w:rPr>
+          <w:rFonts w:ascii="Times New Roman" w:eastAsia="Times New Roman" w:hAnsi="Times New Roman" w:cs="Times New Roman"/>
+          <w:color w:val="000000"/>
+          <w:sz w:val="28"/>
+          <w:szCs w:val="28"/>
+        </w:rPr>
+        <w:lastRenderedPageBreak/>
+        <w:t xml:space="preserve">Описание задания по проектной практике </w:t>
+      </w:r>
+    </w:p>
+    <w:p>
+      <w:pPr>
+        <w:keepNext/>
+        <w:keepLines/>
+        <w:pBdr>
+          <w:top w:val="nil"/>
+          <w:left w:val="nil"/>
+          <w:bottom w:val="nil"/>
+          <w:right w:val="nil"/>
+          <w:between w:val="nil"/>
+        </w:pBdr>
+        <w:spacing w:after="0" w:line="360" w:lineRule="auto"/>
+        <w:ind w:firstLine="720"/>
+        <w:jc w:val="both"/>
+        <w:rPr>
+          <w:rFonts w:ascii="Times New Roman" w:eastAsia="Times New Roman" w:hAnsi="Times New Roman" w:cs="Times New Roman"/>
+          <w:color w:val="000000"/>
+          <w:sz w:val="28"/>
+          <w:szCs w:val="28"/>
+        </w:rPr>
+      </w:pPr>
+      <w:r>
+        <w:rPr>
+          <w:rFonts w:ascii="Times New Roman" w:eastAsia="Times New Roman" w:hAnsi="Times New Roman" w:cs="Times New Roman"/>
+          <w:color w:val="000000"/>
+          <w:sz w:val="28"/>
+          <w:szCs w:val="28"/>
+        </w:rPr>
+        <w:t>Цель задания</w:t>
+      </w:r>
+      <w:r>
+        <w:rPr>
+          <w:rFonts w:ascii="Times New Roman" w:eastAsia="Times New Roman" w:hAnsi="Times New Roman" w:cs="Times New Roman"/>
+          <w:color w:val="000000"/>
+          <w:sz w:val="28"/>
+          <w:szCs w:val="28"/>
+        </w:rPr>
+        <w:t>: р</w:t>
+      </w:r>
+      <w:r>
+        <w:rPr>
+          <w:rFonts w:ascii="Times New Roman" w:eastAsia="Times New Roman" w:hAnsi="Times New Roman" w:cs="Times New Roman"/>
+          <w:color w:val="000000"/>
+          <w:sz w:val="28"/>
+          <w:szCs w:val="28"/>
+        </w:rPr>
+        <w:t>азработать базовый интерпретатор регулярных выражений, который демонстрирует принципы их работы без сложностей полноценных реализаций (таких как PCRE или RegExp в Python/JavaScript).</w:t>
+      </w:r>
+      <w:r>
+        <w:rPr>
+          <w:rFonts w:ascii="Times New Roman" w:eastAsia="Times New Roman" w:hAnsi="Times New Roman" w:cs="Times New Roman"/>
+          <w:color w:val="000000"/>
+          <w:sz w:val="28"/>
+          <w:szCs w:val="28"/>
+        </w:rPr>
+        <w:t xml:space="preserve"> </w:t>
+      </w:r>
+      <w:r>
+        <w:rPr>
+          <w:rFonts w:ascii="Times New Roman" w:eastAsia="Times New Roman" w:hAnsi="Times New Roman" w:cs="Times New Roman"/>
+          <w:color w:val="000000"/>
+          <w:sz w:val="28"/>
+          <w:szCs w:val="28"/>
+        </w:rPr>
+        <w:t>Алгоритм должен работать за O(n·m)</w:t>
+      </w:r>
+      <w:r>
+        <w:rPr>
+          <w:rFonts w:ascii="Times New Roman" w:eastAsia="Times New Roman" w:hAnsi="Times New Roman" w:cs="Times New Roman"/>
+          <w:color w:val="000000"/>
+          <w:sz w:val="28"/>
+          <w:szCs w:val="28"/>
+        </w:rPr>
+        <w:t xml:space="preserve"> и не </w:t>
+      </w:r>
+      <w:r>
+        <w:rPr>
+          <w:rFonts w:ascii="Times New Roman" w:eastAsia="Times New Roman" w:hAnsi="Times New Roman" w:cs="Times New Roman"/>
+          <w:color w:val="000000"/>
+          <w:sz w:val="28"/>
+          <w:szCs w:val="28"/>
+        </w:rPr>
+        <w:t>превышать 200 строк.</w:t>
+      </w:r>
+    </w:p>
+    <w:p>
+      <w:pPr>
+        <w:keepNext/>
+        <w:keepLines/>
+        <w:pBdr>
+          <w:top w:val="nil"/>
+          <w:left w:val="nil"/>
+          <w:bottom w:val="nil"/>
+          <w:right w:val="nil"/>
+          <w:between w:val="nil"/>
+        </w:pBdr>
+        <w:spacing w:after="0" w:line="360" w:lineRule="auto"/>
+        <w:ind w:firstLine="720"/>
+        <w:jc w:val="both"/>
+        <w:rPr>
+          <w:rFonts w:ascii="Times New Roman" w:eastAsia="Times New Roman" w:hAnsi="Times New Roman" w:cs="Times New Roman"/>
+          <w:color w:val="000000"/>
+          <w:sz w:val="28"/>
+          <w:szCs w:val="28"/>
+        </w:rPr>
+      </w:pPr>
+      <w:r>
+        <w:rPr>
+          <w:rFonts w:ascii="Times New Roman" w:eastAsia="Times New Roman" w:hAnsi="Times New Roman" w:cs="Times New Roman"/>
+          <w:color w:val="000000"/>
+          <w:sz w:val="28"/>
+          <w:szCs w:val="28"/>
+        </w:rPr>
+        <w:t>Функционал движка</w:t>
+      </w:r>
+    </w:p>
+    <w:p>
+      <w:pPr>
+        <w:keepNext/>
+        <w:keepLines/>
+        <w:pBdr>
+          <w:top w:val="nil"/>
+          <w:left w:val="nil"/>
+          <w:bottom w:val="nil"/>
+          <w:right w:val="nil"/>
+          <w:between w:val="nil"/>
+        </w:pBdr>
+        <w:spacing w:after="0" w:line="360" w:lineRule="auto"/>
+        <w:ind w:firstLine="720"/>
+        <w:jc w:val="both"/>
+        <w:rPr>
+          <w:rFonts w:ascii="Times New Roman" w:eastAsia="Times New Roman" w:hAnsi="Times New Roman" w:cs="Times New Roman"/>
+          <w:color w:val="000000"/>
+          <w:sz w:val="28"/>
+          <w:szCs w:val="28"/>
+        </w:rPr>
+      </w:pPr>
+      <w:r>
+        <w:rPr>
+          <w:rFonts w:ascii="Times New Roman" w:eastAsia="Times New Roman" w:hAnsi="Times New Roman" w:cs="Times New Roman"/>
+          <w:color w:val="000000"/>
+          <w:sz w:val="28"/>
+          <w:szCs w:val="28"/>
+        </w:rPr>
+        <w:t>Движок должен п</w:t>
+      </w:r>
+      <w:r>
+        <w:rPr>
+          <w:rFonts w:ascii="Times New Roman" w:eastAsia="Times New Roman" w:hAnsi="Times New Roman" w:cs="Times New Roman"/>
+          <w:color w:val="000000"/>
+          <w:sz w:val="28"/>
+          <w:szCs w:val="28"/>
+        </w:rPr>
+        <w:t>оддерживать следующие операции:</w:t>
+      </w:r>
+    </w:p>
+    <w:p>
+      <w:pPr>
+        <w:keepNext/>
+        <w:keepLines/>
+        <w:pBdr>
+          <w:top w:val="nil"/>
+          <w:left w:val="nil"/>
+          <w:bottom w:val="nil"/>
+          <w:right w:val="nil"/>
+          <w:between w:val="nil"/>
+        </w:pBdr>
+        <w:spacing w:after="0" w:line="360" w:lineRule="auto"/>
+        <w:ind w:firstLine="720"/>
+        <w:jc w:val="both"/>
+        <w:rPr>
+          <w:rFonts w:ascii="Times New Roman" w:eastAsia="Times New Roman" w:hAnsi="Times New Roman" w:cs="Times New Roman"/>
+          <w:color w:val="000000"/>
+          <w:sz w:val="28"/>
+          <w:szCs w:val="28"/>
+        </w:rPr>
+      </w:pPr>
+      <w:r>
+        <w:rPr>
+          <w:rFonts w:ascii="Times New Roman" w:eastAsia="Times New Roman" w:hAnsi="Times New Roman" w:cs="Times New Roman"/>
+          <w:color w:val="000000"/>
+          <w:sz w:val="28"/>
+          <w:szCs w:val="28"/>
+        </w:rPr>
+        <w:t>. — совпадение с любым символом</w:t>
+      </w:r>
+    </w:p>
+    <w:p>
+      <w:pPr>
+        <w:keepNext/>
+        <w:keepLines/>
+        <w:pBdr>
+          <w:top w:val="nil"/>
+          <w:left w:val="nil"/>
+          <w:bottom w:val="nil"/>
+          <w:right w:val="nil"/>
+          <w:between w:val="nil"/>
+        </w:pBdr>
+        <w:spacing w:after="0" w:line="360" w:lineRule="auto"/>
+        <w:ind w:firstLine="720"/>
+        <w:jc w:val="both"/>
+        <w:rPr>
+          <w:rFonts w:ascii="Times New Roman" w:eastAsia="Times New Roman" w:hAnsi="Times New Roman" w:cs="Times New Roman"/>
+          <w:color w:val="000000"/>
+          <w:sz w:val="28"/>
+          <w:szCs w:val="28"/>
+        </w:rPr>
+      </w:pPr>
+      <w:r>
+        <w:rPr>
+          <w:rFonts w:ascii="Times New Roman" w:eastAsia="Times New Roman" w:hAnsi="Times New Roman" w:cs="Times New Roman"/>
+          <w:color w:val="000000"/>
+          <w:sz w:val="28"/>
+          <w:szCs w:val="28"/>
+        </w:rPr>
+        <w:t>| — альтернатива (abc ил</w:t>
+      </w:r>
+      <w:r>
+        <w:rPr>
+          <w:rFonts w:ascii="Times New Roman" w:eastAsia="Times New Roman" w:hAnsi="Times New Roman" w:cs="Times New Roman"/>
+          <w:color w:val="000000"/>
+          <w:sz w:val="28"/>
+          <w:szCs w:val="28"/>
+        </w:rPr>
+        <w:t>и cde)</w:t>
+      </w:r>
+    </w:p>
+    <w:p>
+      <w:pPr>
+        <w:keepNext/>
+        <w:keepLines/>
+        <w:pBdr>
+          <w:top w:val="nil"/>
+          <w:left w:val="nil"/>
+          <w:bottom w:val="nil"/>
+          <w:right w:val="nil"/>
+          <w:between w:val="nil"/>
+        </w:pBdr>
+        <w:spacing w:after="0" w:line="360" w:lineRule="auto"/>
+        <w:ind w:firstLine="720"/>
+        <w:jc w:val="both"/>
+        <w:rPr>
+          <w:rFonts w:ascii="Times New Roman" w:eastAsia="Times New Roman" w:hAnsi="Times New Roman" w:cs="Times New Roman"/>
+          <w:color w:val="000000"/>
+          <w:sz w:val="28"/>
+          <w:szCs w:val="28"/>
+        </w:rPr>
+      </w:pPr>
+      <w:r>
+        <w:rPr>
+          <w:rFonts w:ascii="Times New Roman" w:eastAsia="Times New Roman" w:hAnsi="Times New Roman" w:cs="Times New Roman"/>
+          <w:color w:val="000000"/>
+          <w:sz w:val="28"/>
+          <w:szCs w:val="28"/>
+        </w:rPr>
+        <w:t xml:space="preserve">+ — одно или более </w:t>
+      </w:r>
+      <w:r>
+        <w:rPr>
+          <w:rFonts w:ascii="Times New Roman" w:eastAsia="Times New Roman" w:hAnsi="Times New Roman" w:cs="Times New Roman"/>
+          <w:color w:val="000000"/>
+          <w:sz w:val="28"/>
+          <w:szCs w:val="28"/>
+        </w:rPr>
+        <w:t>повторений предыдущего паттерна</w:t>
+      </w:r>
+    </w:p>
+    <w:p>
+      <w:pPr>
+        <w:keepNext/>
+        <w:keepLines/>
+        <w:pBdr>
+          <w:top w:val="nil"/>
+          <w:left w:val="nil"/>
+          <w:bottom w:val="nil"/>
+          <w:right w:val="nil"/>
+          <w:between w:val="nil"/>
+        </w:pBdr>
+        <w:spacing w:after="0" w:line="360" w:lineRule="auto"/>
+        <w:ind w:firstLine="720"/>
+        <w:jc w:val="both"/>
+        <w:rPr>
+          <w:rFonts w:ascii="Times New Roman" w:eastAsia="Times New Roman" w:hAnsi="Times New Roman" w:cs="Times New Roman"/>
+          <w:color w:val="000000"/>
+          <w:sz w:val="28"/>
+          <w:szCs w:val="28"/>
+        </w:rPr>
+      </w:pPr>
+      <w:r>
+        <w:rPr>
+          <w:rFonts w:ascii="Times New Roman" w:eastAsia="Times New Roman" w:hAnsi="Times New Roman" w:cs="Times New Roman"/>
+          <w:color w:val="000000"/>
+          <w:sz w:val="28"/>
+          <w:szCs w:val="28"/>
+        </w:rPr>
+        <w:t xml:space="preserve">* — ноль или более </w:t>
+      </w:r>
+      <w:r>
+        <w:rPr>
+          <w:rFonts w:ascii="Times New Roman" w:eastAsia="Times New Roman" w:hAnsi="Times New Roman" w:cs="Times New Roman"/>
+          <w:color w:val="000000"/>
+          <w:sz w:val="28"/>
+          <w:szCs w:val="28"/>
+        </w:rPr>
+        <w:t>повторений предыдущего паттерна</w:t>
+      </w:r>
+    </w:p>
+    <w:p>
+      <w:pPr>
+        <w:keepNext/>
+        <w:keepLines/>
+        <w:pBdr>
+          <w:top w:val="nil"/>
+          <w:left w:val="nil"/>
+          <w:bottom w:val="nil"/>
+          <w:right w:val="nil"/>
+          <w:between w:val="nil"/>
+        </w:pBdr>
+        <w:spacing w:after="0" w:line="360" w:lineRule="auto"/>
+        <w:ind w:firstLine="720"/>
+        <w:jc w:val="both"/>
+        <w:rPr>
+          <w:rFonts w:ascii="Times New Roman" w:eastAsia="Times New Roman" w:hAnsi="Times New Roman" w:cs="Times New Roman"/>
+          <w:color w:val="000000"/>
+          <w:sz w:val="28"/>
+          <w:szCs w:val="28"/>
+        </w:rPr>
+      </w:pPr>
+      <w:r>
+        <w:rPr>
+          <w:rFonts w:ascii="Times New Roman" w:eastAsia="Times New Roman" w:hAnsi="Times New Roman" w:cs="Times New Roman"/>
+          <w:color w:val="000000"/>
+          <w:sz w:val="28"/>
+          <w:szCs w:val="28"/>
+        </w:rPr>
+        <w:t>( ) — группировка выражений</w:t>
+      </w:r>
+      <w:r>
+        <w:rPr>
+          <w:rFonts w:ascii="Times New Roman" w:eastAsia="Times New Roman" w:hAnsi="Times New Roman" w:cs="Times New Roman"/>
+          <w:color w:val="000000"/>
+          <w:sz w:val="28"/>
+          <w:szCs w:val="28"/>
+        </w:rPr>
+        <w:t xml:space="preserve"> </w:t>
+      </w:r>
+    </w:p>
+    <w:p>
+      <w:pPr>
+        <w:keepNext/>
+        <w:keepLines/>
+        <w:pBdr>
+          <w:top w:val="nil"/>
+          <w:left w:val="nil"/>
+          <w:bottom w:val="nil"/>
+          <w:right w:val="nil"/>
+          <w:between w:val="nil"/>
+        </w:pBdr>
+        <w:spacing w:after="0" w:line="360" w:lineRule="auto"/>
+        <w:ind w:firstLine="720"/>
+        <w:jc w:val="both"/>
+        <w:rPr>
+          <w:rFonts w:ascii="Times New Roman" w:eastAsia="Times New Roman" w:hAnsi="Times New Roman" w:cs="Times New Roman"/>
+          <w:color w:val="000000"/>
+          <w:sz w:val="28"/>
+          <w:szCs w:val="28"/>
+        </w:rPr>
+      </w:pPr>
+      <w:r>
+        <w:rPr>
+          <w:rFonts w:ascii="Times New Roman" w:eastAsia="Times New Roman" w:hAnsi="Times New Roman" w:cs="Times New Roman"/>
+          <w:color w:val="000000"/>
+          <w:sz w:val="28"/>
+          <w:szCs w:val="28"/>
+        </w:rPr>
+        <w:t>Алгоритм реализации</w:t>
+      </w:r>
+      <w:r>
+        <w:rPr>
+          <w:rFonts w:ascii="Times New Roman" w:eastAsia="Times New Roman" w:hAnsi="Times New Roman" w:cs="Times New Roman"/>
+          <w:color w:val="000000"/>
+          <w:sz w:val="28"/>
+          <w:szCs w:val="28"/>
+        </w:rPr>
+        <w:t>:</w:t>
+      </w:r>
+    </w:p>
+    <w:p>
+      <w:pPr>
+        <w:pStyle w:val="a6"/>
+        <w:keepNext/>
+        <w:keepLines/>
+        <w:numPr>
+          <w:ilvl w:val="0"/>
+          <w:numId w:val="28"/>
+        </w:numPr>
+        <w:pBdr>
+          <w:top w:val="nil"/>
+          <w:left w:val="nil"/>
+          <w:bottom w:val="nil"/>
+          <w:right w:val="nil"/>
+          <w:between w:val="nil"/>
+        </w:pBdr>
+        <w:spacing w:after="0" w:line="360" w:lineRule="auto"/>
+        <w:jc w:val="both"/>
+        <w:rPr>
+          <w:rFonts w:ascii="Times New Roman" w:eastAsia="Times New Roman" w:hAnsi="Times New Roman" w:cs="Times New Roman"/>
+          <w:color w:val="000000"/>
+          <w:sz w:val="28"/>
+          <w:szCs w:val="28"/>
+        </w:rPr>
+      </w:pPr>
+      <w:r>
+        <w:rPr>
+          <w:rFonts w:ascii="Times New Roman" w:eastAsia="Times New Roman" w:hAnsi="Times New Roman" w:cs="Times New Roman"/>
+          <w:color w:val="000000"/>
+          <w:sz w:val="28"/>
+          <w:szCs w:val="28"/>
+        </w:rPr>
+        <w:t xml:space="preserve">Парсинг регулярного выражения. </w:t>
+      </w:r>
+      <w:r>
+        <w:rPr>
+          <w:rFonts w:ascii="Times New Roman" w:eastAsia="Times New Roman" w:hAnsi="Times New Roman" w:cs="Times New Roman"/>
+          <w:color w:val="000000"/>
+          <w:sz w:val="28"/>
+          <w:szCs w:val="28"/>
+        </w:rPr>
+        <w:t>Преобразование строки в абстрактное синтаксическое дерево (AST).</w:t>
+      </w:r>
+    </w:p>
+    <w:p>
+      <w:pPr>
+        <w:pStyle w:val="a6"/>
+        <w:keepNext/>
+        <w:keepLines/>
+        <w:numPr>
+          <w:ilvl w:val="0"/>
+          <w:numId w:val="28"/>
+        </w:numPr>
+        <w:pBdr>
+          <w:top w:val="nil"/>
+          <w:left w:val="nil"/>
+          <w:bottom w:val="nil"/>
+          <w:right w:val="nil"/>
+          <w:between w:val="nil"/>
+        </w:pBdr>
+        <w:spacing w:after="0" w:line="360" w:lineRule="auto"/>
+        <w:jc w:val="both"/>
+        <w:rPr>
+          <w:rFonts w:ascii="Times New Roman" w:eastAsia="Times New Roman" w:hAnsi="Times New Roman" w:cs="Times New Roman"/>
+          <w:color w:val="000000"/>
+          <w:sz w:val="28"/>
+          <w:szCs w:val="28"/>
+        </w:rPr>
+      </w:pPr>
+      <w:r>
+        <w:rPr>
+          <w:rFonts w:ascii="Times New Roman" w:eastAsia="Times New Roman" w:hAnsi="Times New Roman" w:cs="Times New Roman"/>
+          <w:color w:val="000000"/>
+          <w:sz w:val="28"/>
+          <w:szCs w:val="28"/>
+        </w:rPr>
+        <w:t>Построение НКА (недетерми</w:t>
+      </w:r>
+      <w:r>
+        <w:rPr>
+          <w:rFonts w:ascii="Times New Roman" w:eastAsia="Times New Roman" w:hAnsi="Times New Roman" w:cs="Times New Roman"/>
+          <w:color w:val="000000"/>
+          <w:sz w:val="28"/>
+          <w:szCs w:val="28"/>
+        </w:rPr>
+        <w:t xml:space="preserve">нированного конечного автомата). </w:t>
+      </w:r>
+      <w:r>
+        <w:rPr>
+          <w:rFonts w:ascii="Times New Roman" w:eastAsia="Times New Roman" w:hAnsi="Times New Roman" w:cs="Times New Roman"/>
+          <w:color w:val="000000"/>
+          <w:sz w:val="28"/>
+          <w:szCs w:val="28"/>
+        </w:rPr>
+        <w:t>AST конвертируется в состояние автомата, где каждое правило регекса соответствует переходам между состояниями.</w:t>
+      </w:r>
+    </w:p>
+    <w:p>
+      <w:pPr>
+        <w:pStyle w:val="a6"/>
+        <w:keepNext/>
+        <w:keepLines/>
+        <w:numPr>
+          <w:ilvl w:val="0"/>
+          <w:numId w:val="28"/>
+        </w:numPr>
+        <w:pBdr>
+          <w:top w:val="nil"/>
+          <w:left w:val="nil"/>
+          <w:bottom w:val="nil"/>
+          <w:right w:val="nil"/>
+          <w:between w:val="nil"/>
+        </w:pBdr>
+        <w:spacing w:after="0" w:line="360" w:lineRule="auto"/>
+        <w:jc w:val="both"/>
+        <w:rPr>
+          <w:rFonts w:ascii="Times New Roman" w:eastAsia="Times New Roman" w:hAnsi="Times New Roman" w:cs="Times New Roman"/>
+          <w:color w:val="000000"/>
+          <w:sz w:val="28"/>
+          <w:szCs w:val="28"/>
+        </w:rPr>
+      </w:pPr>
+      <w:r>
+        <w:rPr>
+          <w:rFonts w:ascii="Times New Roman" w:eastAsia="Times New Roman" w:hAnsi="Times New Roman" w:cs="Times New Roman"/>
+          <w:color w:val="000000"/>
+          <w:sz w:val="28"/>
+          <w:szCs w:val="28"/>
+        </w:rPr>
+        <w:t xml:space="preserve">Вычисление результата. </w:t>
+      </w:r>
+      <w:r>
+        <w:rPr>
+          <w:rFonts w:ascii="Times New Roman" w:eastAsia="Times New Roman" w:hAnsi="Times New Roman" w:cs="Times New Roman"/>
+          <w:color w:val="000000"/>
+          <w:sz w:val="28"/>
+          <w:szCs w:val="28"/>
+        </w:rPr>
+        <w:t>Симуляция работы НКА на входной строке: проверка, приводит ли строка к допустимому конечному состоянию.</w:t>
+      </w:r>
+      <w:r>
+        <w:rPr>
+          <w:rFonts w:ascii="Times New Roman" w:eastAsia="Times New Roman" w:hAnsi="Times New Roman" w:cs="Times New Roman"/>
+          <w:color w:val="000000"/>
+          <w:sz w:val="28"/>
+          <w:szCs w:val="28"/>
+        </w:rPr>
+        <w:t xml:space="preserve"> </w:t>
+      </w:r>
+      <w:r>
+        <w:rPr>
+          <w:rFonts w:ascii="Times New Roman" w:eastAsia="Times New Roman" w:hAnsi="Times New Roman" w:cs="Times New Roman"/>
+          <w:color w:val="000000"/>
+          <w:sz w:val="28"/>
+          <w:szCs w:val="28"/>
+        </w:rPr>
+        <w:br w:type="page"/>
+      </w:r>
+    </w:p>
+    <w:p>
+      <w:pPr>
+        <w:pStyle w:val="a6"/>
+        <w:keepNext/>
+        <w:keepLines/>
+        <w:pBdr>
+          <w:top w:val="nil"/>
+          <w:left w:val="nil"/>
+          <w:bottom w:val="nil"/>
+          <w:right w:val="nil"/>
+          <w:between w:val="nil"/>
+        </w:pBdr>
+        <w:spacing w:after="0" w:line="360" w:lineRule="auto"/>
+        <w:jc w:val="center"/>
+        <w:rPr>
+          <w:rFonts w:ascii="Times New Roman" w:eastAsia="Times New Roman" w:hAnsi="Times New Roman" w:cs="Times New Roman"/>
+          <w:color w:val="000000"/>
+          <w:sz w:val="28"/>
+          <w:szCs w:val="28"/>
+        </w:rPr>
+      </w:pPr>
+      <w:r>
+        <w:rPr>
+          <w:rFonts w:ascii="Times New Roman" w:eastAsia="Times New Roman" w:hAnsi="Times New Roman" w:cs="Times New Roman"/>
+          <w:color w:val="000000"/>
+          <w:sz w:val="28"/>
+          <w:szCs w:val="28"/>
+        </w:rPr>
+        <w:lastRenderedPageBreak/>
+        <w:t>Описание достигнутых результатов по проектной практике</w:t>
+      </w:r>
+    </w:p>
+    <w:p>
+      <w:pPr>
+        <w:keepNext/>
+        <w:keepLines/>
+        <w:pBdr>
+          <w:top w:val="nil"/>
+          <w:left w:val="nil"/>
+          <w:bottom w:val="nil"/>
+          <w:right w:val="nil"/>
+          <w:between w:val="nil"/>
+        </w:pBdr>
+        <w:spacing w:after="0" w:line="360" w:lineRule="auto"/>
+        <w:ind w:firstLine="720"/>
+        <w:jc w:val="both"/>
+        <w:rPr>
+          <w:rFonts w:ascii="Times New Roman" w:eastAsia="Times New Roman" w:hAnsi="Times New Roman" w:cs="Times New Roman"/>
+          <w:color w:val="000000"/>
+          <w:sz w:val="28"/>
+          <w:szCs w:val="28"/>
+        </w:rPr>
+      </w:pPr>
+      <w:r>
+        <w:rPr>
+          <w:rFonts w:ascii="Times New Roman" w:eastAsia="Times New Roman" w:hAnsi="Times New Roman" w:cs="Times New Roman"/>
+          <w:color w:val="000000"/>
+          <w:sz w:val="28"/>
+          <w:szCs w:val="28"/>
+        </w:rPr>
+        <w:t>Мы реализовали собственный движок регулярных выражений на Scala. Он с</w:t>
+      </w:r>
+      <w:r>
+        <w:rPr>
+          <w:rFonts w:ascii="Times New Roman" w:eastAsia="Times New Roman" w:hAnsi="Times New Roman" w:cs="Times New Roman"/>
+          <w:color w:val="000000"/>
+          <w:sz w:val="28"/>
+          <w:szCs w:val="28"/>
+        </w:rPr>
+        <w:t>остоит из трёх основных этапов:</w:t>
+      </w:r>
+    </w:p>
+    <w:p>
+      <w:pPr>
+        <w:keepNext/>
+        <w:keepLines/>
+        <w:pBdr>
+          <w:top w:val="nil"/>
+          <w:left w:val="nil"/>
+          <w:bottom w:val="nil"/>
+          <w:right w:val="nil"/>
+          <w:between w:val="nil"/>
+        </w:pBdr>
+        <w:spacing w:after="0" w:line="360" w:lineRule="auto"/>
+        <w:ind w:firstLine="720"/>
+        <w:jc w:val="both"/>
+        <w:rPr>
+          <w:rFonts w:ascii="Times New Roman" w:eastAsia="Times New Roman" w:hAnsi="Times New Roman" w:cs="Times New Roman"/>
+          <w:color w:val="000000"/>
+          <w:sz w:val="28"/>
+          <w:szCs w:val="28"/>
+        </w:rPr>
+      </w:pPr>
+      <w:r>
+        <w:rPr>
+          <w:rFonts w:ascii="Times New Roman" w:eastAsia="Times New Roman" w:hAnsi="Times New Roman" w:cs="Times New Roman"/>
+          <w:color w:val="000000"/>
+          <w:sz w:val="28"/>
+          <w:szCs w:val="28"/>
+        </w:rPr>
+        <w:t>Парсинг — регулярное выражение превращается в синтаксическое дерево. Например, выражение (a|b)*c+ разбирается в структуру узлов, отражающую логику группировок, повторов и альтернатив.</w:t>
+      </w:r>
+    </w:p>
+    <w:p>
+      <w:pPr>
+        <w:keepNext/>
+        <w:keepLines/>
+        <w:pBdr>
+          <w:top w:val="nil"/>
+          <w:left w:val="nil"/>
+          <w:bottom w:val="nil"/>
+          <w:right w:val="nil"/>
+          <w:between w:val="nil"/>
+        </w:pBdr>
+        <w:spacing w:after="0" w:line="360" w:lineRule="auto"/>
+        <w:ind w:firstLine="720"/>
+        <w:jc w:val="both"/>
+        <w:rPr>
+          <w:rFonts w:ascii="Times New Roman" w:eastAsia="Times New Roman" w:hAnsi="Times New Roman" w:cs="Times New Roman"/>
+          <w:color w:val="000000"/>
+          <w:sz w:val="28"/>
+          <w:szCs w:val="28"/>
+        </w:rPr>
+      </w:pPr>
+      <w:r>
+        <w:rPr>
+          <w:rFonts w:ascii="Times New Roman" w:eastAsia="Times New Roman" w:hAnsi="Times New Roman" w:cs="Times New Roman"/>
+          <w:color w:val="000000"/>
+          <w:sz w:val="28"/>
+          <w:szCs w:val="28"/>
+        </w:rPr>
+        <w:t>Построение NFA — из дерева строится недетерминированный конечный автомат (NFA) с epsilon-переходами. Каждый узел дерева соответствует части автомата.</w:t>
+      </w:r>
+    </w:p>
+    <w:p>
+      <w:pPr>
+        <w:keepNext/>
+        <w:keepLines/>
+        <w:pBdr>
+          <w:top w:val="nil"/>
+          <w:left w:val="nil"/>
+          <w:bottom w:val="nil"/>
+          <w:right w:val="nil"/>
+          <w:between w:val="nil"/>
+        </w:pBdr>
+        <w:spacing w:after="0" w:line="360" w:lineRule="auto"/>
+        <w:ind w:firstLine="720"/>
+        <w:jc w:val="both"/>
+        <w:rPr>
+          <w:rFonts w:ascii="Times New Roman" w:eastAsia="Times New Roman" w:hAnsi="Times New Roman" w:cs="Times New Roman"/>
+          <w:color w:val="000000"/>
+          <w:sz w:val="28"/>
+          <w:szCs w:val="28"/>
+        </w:rPr>
+      </w:pPr>
+      <w:r>
+        <w:rPr>
+          <w:rFonts w:ascii="Times New Roman" w:eastAsia="Times New Roman" w:hAnsi="Times New Roman" w:cs="Times New Roman"/>
+          <w:color w:val="000000"/>
+          <w:sz w:val="28"/>
+          <w:szCs w:val="28"/>
+        </w:rPr>
+        <w:t>Исполнение — строка проверяется на соотв</w:t>
+      </w:r>
+      <w:r>
+        <w:rPr>
+          <w:rFonts w:ascii="Times New Roman" w:eastAsia="Times New Roman" w:hAnsi="Times New Roman" w:cs="Times New Roman"/>
+          <w:color w:val="000000"/>
+          <w:sz w:val="28"/>
+          <w:szCs w:val="28"/>
+        </w:rPr>
+        <w:t xml:space="preserve">етствие, проходя через автомат. </w:t>
+      </w:r>
+      <w:r>
+        <w:rPr>
+          <w:rFonts w:ascii="Times New Roman" w:eastAsia="Times New Roman" w:hAnsi="Times New Roman" w:cs="Times New Roman"/>
+          <w:color w:val="000000"/>
+          <w:sz w:val="28"/>
+          <w:szCs w:val="28"/>
+        </w:rPr>
+        <w:t>Мы отслеживаем все активные состояния и не используем бэктрекинг, поэтому движок работает в линейное время. Движок поддерживает базовые конструкции (., |, *, +, ()), написан в менее чем 200 строках Scala и демонстрирует, как можно построить работающий regex-движок без "магии".</w:t>
+      </w:r>
+    </w:p>
+    <w:p>
+      <w:pPr>
+        <w:keepNext/>
+        <w:keepLines/>
+        <w:pBdr>
+          <w:top w:val="nil"/>
+          <w:left w:val="nil"/>
+          <w:bottom w:val="nil"/>
+          <w:right w:val="nil"/>
+          <w:between w:val="nil"/>
+        </w:pBdr>
+        <w:spacing w:after="0" w:line="360" w:lineRule="auto"/>
+        <w:ind w:firstLine="720"/>
+        <w:jc w:val="both"/>
+        <w:rPr>
+          <w:rFonts w:ascii="Times New Roman" w:eastAsia="Times New Roman" w:hAnsi="Times New Roman" w:cs="Times New Roman"/>
+          <w:color w:val="000000"/>
+          <w:sz w:val="28"/>
+          <w:szCs w:val="28"/>
+        </w:rPr>
+      </w:pPr>
+      <w:r>
+        <w:rPr>
+          <w:rFonts w:ascii="Times New Roman" w:eastAsia="Times New Roman" w:hAnsi="Times New Roman" w:cs="Times New Roman"/>
+          <w:color w:val="000000"/>
+          <w:sz w:val="28"/>
+          <w:szCs w:val="28"/>
+        </w:rPr>
+        <w:t>Ссылки на источники задания:</w:t>
+      </w:r>
+    </w:p>
+    <w:p>
+      <w:pPr>
+        <w:keepNext/>
+        <w:keepLines/>
+        <w:pBdr>
+          <w:top w:val="nil"/>
+          <w:left w:val="nil"/>
+          <w:bottom w:val="nil"/>
+          <w:right w:val="nil"/>
+          <w:between w:val="nil"/>
+        </w:pBdr>
+        <w:spacing w:after="0" w:line="360" w:lineRule="auto"/>
+        <w:ind w:firstLine="720"/>
+        <w:jc w:val="both"/>
+        <w:rPr>
+          <w:rFonts w:ascii="Times New Roman" w:eastAsia="Times New Roman" w:hAnsi="Times New Roman" w:cs="Times New Roman"/>
+          <w:color w:val="000000"/>
+          <w:sz w:val="28"/>
+          <w:szCs w:val="28"/>
+        </w:rPr>
+      </w:pPr>
+      <w:hyperlink r:id="rId7" w:history="1">
+        <w:r>
+          <w:rPr>
+            <w:rStyle w:val="a8"/>
+            <w:rFonts w:ascii="Times New Roman" w:eastAsia="Times New Roman" w:hAnsi="Times New Roman" w:cs="Times New Roman"/>
+            <w:sz w:val="28"/>
+            <w:szCs w:val="28"/>
+          </w:rPr>
+          <w:t>https://rcoh.svbtle.com/no-magic-regular-expressions</w:t>
+        </w:r>
+      </w:hyperlink>
+    </w:p>
+    <w:p>
+      <w:pPr>
+        <w:keepNext/>
+        <w:keepLines/>
+        <w:pBdr>
+          <w:top w:val="nil"/>
+          <w:left w:val="nil"/>
+          <w:bottom w:val="nil"/>
+          <w:right w:val="nil"/>
+          <w:between w:val="nil"/>
+        </w:pBdr>
+        <w:spacing w:after="0" w:line="360" w:lineRule="auto"/>
+        <w:ind w:firstLine="720"/>
+        <w:jc w:val="both"/>
+        <w:rPr>
+          <w:rFonts w:ascii="Times New Roman" w:eastAsia="Times New Roman" w:hAnsi="Times New Roman" w:cs="Times New Roman"/>
+          <w:color w:val="000000"/>
+          <w:sz w:val="28"/>
+          <w:szCs w:val="28"/>
+        </w:rPr>
+      </w:pPr>
+      <w:hyperlink r:id="rId8" w:history="1">
+        <w:r>
+          <w:rPr>
+            <w:rStyle w:val="a8"/>
+            <w:rFonts w:ascii="Times New Roman" w:eastAsia="Times New Roman" w:hAnsi="Times New Roman" w:cs="Times New Roman"/>
+            <w:sz w:val="28"/>
+            <w:szCs w:val="28"/>
+          </w:rPr>
+          <w:t>https://rcoh.svbtle.com/regular-expressions-part-2</w:t>
+        </w:r>
+      </w:hyperlink>
+    </w:p>
+    <w:p>
+      <w:pPr>
+        <w:keepNext/>
+        <w:keepLines/>
+        <w:pBdr>
+          <w:top w:val="nil"/>
+          <w:left w:val="nil"/>
+          <w:bottom w:val="nil"/>
+          <w:right w:val="nil"/>
+          <w:between w:val="nil"/>
+        </w:pBdr>
+        <w:spacing w:after="0" w:line="360" w:lineRule="auto"/>
+        <w:ind w:firstLine="720"/>
+        <w:jc w:val="both"/>
+        <w:rPr>
+          <w:rFonts w:ascii="Times New Roman" w:eastAsia="Times New Roman" w:hAnsi="Times New Roman" w:cs="Times New Roman"/>
+          <w:color w:val="000000"/>
+          <w:sz w:val="28"/>
+          <w:szCs w:val="28"/>
+        </w:rPr>
+      </w:pPr>
+      <w:hyperlink r:id="rId9" w:history="1">
+        <w:r>
+          <w:rPr>
+            <w:rStyle w:val="a8"/>
+            <w:rFonts w:ascii="Times New Roman" w:eastAsia="Times New Roman" w:hAnsi="Times New Roman" w:cs="Times New Roman"/>
+            <w:sz w:val="28"/>
+            <w:szCs w:val="28"/>
+          </w:rPr>
+          <w:t>https://rcoh.svbtle.com/no-magic-regular-expressions-part-3</w:t>
+        </w:r>
+      </w:hyperlink>
+      <w:bookmarkStart w:id="0" w:name="_GoBack"/>
+      <w:bookmarkEnd w:id="0"/>
+    </w:p>
+    <w:p>
+      <w:pPr>
+        <w:jc w:val="center"/>
+        <w:rPr>
+          <w:rFonts w:ascii="Times New Roman" w:eastAsia="Times New Roman" w:hAnsi="Times New Roman" w:cs="Times New Roman"/>
+          <w:color w:val="000000"/>
+          <w:sz w:val="28"/>
+          <w:szCs w:val="28"/>
+        </w:rPr>
+      </w:pPr>
+      <w:r>
+        <w:rPr>
+          <w:rFonts w:ascii="Times New Roman" w:eastAsia="Times New Roman" w:hAnsi="Times New Roman" w:cs="Times New Roman"/>
+          <w:color w:val="000000"/>
+          <w:sz w:val="28"/>
+          <w:szCs w:val="28"/>
+        </w:rPr>
+        <w:br w:type="page"/>
+      </w:r>
+      <w:r>
+        <w:rPr>
+          <w:rFonts w:ascii="Times New Roman" w:eastAsia="Times New Roman" w:hAnsi="Times New Roman" w:cs="Times New Roman"/>
+          <w:color w:val="000000"/>
+          <w:sz w:val="28"/>
+          <w:szCs w:val="28"/>
+        </w:rPr>
+        <w:lastRenderedPageBreak/>
+        <w:t>ЗАКЛЮЧЕНИЕ</w:t>
+      </w:r>
+    </w:p>
+    <w:p>
+      <w:pPr>
+        <w:ind w:firstLine="720"/>
+        <w:jc w:val="both"/>
+        <w:rPr>
+          <w:rFonts w:ascii="Times New Roman" w:eastAsia="Times New Roman" w:hAnsi="Times New Roman" w:cs="Times New Roman"/>
+          <w:color w:val="000000"/>
+          <w:sz w:val="28"/>
+          <w:szCs w:val="28"/>
+        </w:rPr>
+      </w:pPr>
+      <w:r>
+        <w:rPr>
+          <w:rFonts w:ascii="Times New Roman" w:eastAsia="Times New Roman" w:hAnsi="Times New Roman" w:cs="Times New Roman"/>
+          <w:color w:val="000000"/>
+          <w:sz w:val="28"/>
+          <w:szCs w:val="28"/>
+        </w:rPr>
+        <w:t>После обсуждения первоначальной версии сайта для металлообработки заказчик предоставил ряд правок и пожеланий, которые необходимо учесть для улучшения функциональности и удобства платформы.</w:t>
+      </w:r>
+    </w:p>
+    <w:p>
+      <w:pPr>
+        <w:ind w:firstLine="720"/>
+        <w:jc w:val="both"/>
+        <w:rPr>
+          <w:rFonts w:ascii="Times New Roman" w:eastAsia="Times New Roman" w:hAnsi="Times New Roman" w:cs="Times New Roman"/>
+          <w:color w:val="000000"/>
+          <w:sz w:val="28"/>
+          <w:szCs w:val="28"/>
+        </w:rPr>
+      </w:pPr>
+      <w:r>
+        <w:rPr>
+          <w:rFonts w:ascii="Times New Roman" w:eastAsia="Times New Roman" w:hAnsi="Times New Roman" w:cs="Times New Roman"/>
+          <w:color w:val="000000"/>
+          <w:sz w:val="28"/>
+          <w:szCs w:val="28"/>
+        </w:rPr>
+        <w:t>Эти правки направлены на повышение удобства пользователей, обеспечение безопасности сделок и улучшение контроля качества выполняемых работ.</w:t>
+      </w:r>
+    </w:p>
+    <w:p>
+      <w:pPr>
+        <w:ind w:firstLine="720"/>
+        <w:jc w:val="both"/>
+        <w:rPr>
+          <w:rFonts w:ascii="Times New Roman" w:eastAsia="Times New Roman" w:hAnsi="Times New Roman" w:cs="Times New Roman"/>
+          <w:color w:val="000000"/>
+          <w:sz w:val="28"/>
+          <w:szCs w:val="28"/>
+        </w:rPr>
+      </w:pPr>
+      <w:r>
+        <w:rPr>
+          <w:rFonts w:ascii="Times New Roman" w:eastAsia="Times New Roman" w:hAnsi="Times New Roman" w:cs="Times New Roman"/>
+          <w:color w:val="000000"/>
+          <w:sz w:val="28"/>
+          <w:szCs w:val="28"/>
+        </w:rPr>
+        <w:t>Проект развивается в соответствии с графиком. На данном этапе мы завершили разработку дизайна сайта, выпустили демо версию, готовую для тестирования. В следующих этапах планируется доработка функционала и повторное тестирование работы системы.</w:t>
+      </w:r>
+    </w:p>
     <w:sectPr>
-      <w:footerReference w:type="default" r:id="rId7"/>
+      <w:footerReference w:type="default" r:id="rId10"/>
       <w:pgSz w:w="11906" w:h="16838"/>
       <w:pgMar w:top="1134" w:right="850" w:bottom="1134" w:left="1134" w:header="708" w:footer="708" w:gutter="0"/>
       <w:pgNumType w:start="1"/>
@@ -1392,7 +3097,7 @@
 </file>
 
 <file path=word/endnotes.xml><?xml version="1.0" encoding="utf-8"?>
-<w:endnotes xmlns:wpc="http://schemas.microsoft.com/office/word/2010/wordprocessingCanvas" xmlns:mc="http://schemas.openxmlformats.org/markup-compatibility/2006" xmlns:o="urn:schemas-microsoft-com:office:office" xmlns:r="http://schemas.openxmlformats.org/officeDocument/2006/relationships" xmlns:m="http://schemas.openxmlformats.org/officeDocument/2006/math" xmlns:v="urn:schemas-microsoft-com:vml" xmlns:wp14="http://schemas.microsoft.com/office/word/2010/wordprocessingDrawing" xmlns:wp="http://schemas.openxmlformats.org/drawingml/2006/wordprocessingDrawing" xmlns:w10="urn:schemas-microsoft-com:office:word" xmlns:w="http://schemas.openxmlformats.org/wordprocessingml/2006/main" xmlns:w14="http://schemas.microsoft.com/office/word/2010/wordml" xmlns:w15="http://schemas.microsoft.com/office/word/2012/wordml" xmlns:wpg="http://schemas.microsoft.com/office/word/2010/wordprocessingGroup" xmlns:wpi="http://schemas.microsoft.com/office/word/2010/wordprocessingInk" xmlns:wne="http://schemas.microsoft.com/office/word/2006/wordml" xmlns:wps="http://schemas.microsoft.com/office/word/2010/wordprocessingShape" mc:Ignorable="w14 w15 wp14">
+<w:endnotes xmlns:wpc="http://schemas.microsoft.com/office/word/2010/wordprocessingCanvas" xmlns:cx="http://schemas.microsoft.com/office/drawing/2014/chartex" xmlns:mc="http://schemas.openxmlformats.org/markup-compatibility/2006" xmlns:o="urn:schemas-microsoft-com:office:office" xmlns:r="http://schemas.openxmlformats.org/officeDocument/2006/relationships" xmlns:m="http://schemas.openxmlformats.org/officeDocument/2006/math" xmlns:v="urn:schemas-microsoft-com:vml" xmlns:wp14="http://schemas.microsoft.com/office/word/2010/wordprocessingDrawing" xmlns:wp="http://schemas.openxmlformats.org/drawingml/2006/wordprocessingDrawing" xmlns:w10="urn:schemas-microsoft-com:office:word" xmlns:w="http://schemas.openxmlformats.org/wordprocessingml/2006/main" xmlns:w14="http://schemas.microsoft.com/office/word/2010/wordml" xmlns:w15="http://schemas.microsoft.com/office/word/2012/wordml" xmlns:w16se="http://schemas.microsoft.com/office/word/2015/wordml/symex" xmlns:wpg="http://schemas.microsoft.com/office/word/2010/wordprocessingGroup" xmlns:wpi="http://schemas.microsoft.com/office/word/2010/wordprocessingInk" xmlns:wne="http://schemas.microsoft.com/office/word/2006/wordml" xmlns:wps="http://schemas.microsoft.com/office/word/2010/wordprocessingShape" mc:Ignorable="w14 w15 w16se wp14">
   <w:endnote w:type="separator" w:id="-1">
     <w:p>
       <w:pPr>
@@ -1417,7 +3122,68 @@
 </file>
 
 <file path=word/footer1.xml><?xml version="1.0" encoding="utf-8"?>
-<w:ftr xmlns:wpc="http://schemas.microsoft.com/office/word/2010/wordprocessingCanvas" xmlns:mc="http://schemas.openxmlformats.org/markup-compatibility/2006" xmlns:o="urn:schemas-microsoft-com:office:office" xmlns:r="http://schemas.openxmlformats.org/officeDocument/2006/relationships" xmlns:m="http://schemas.openxmlformats.org/officeDocument/2006/math" xmlns:v="urn:schemas-microsoft-com:vml" xmlns:wp14="http://schemas.microsoft.com/office/word/2010/wordprocessingDrawing" xmlns:wp="http://schemas.openxmlformats.org/drawingml/2006/wordprocessingDrawing" xmlns:w10="urn:schemas-microsoft-com:office:word" xmlns:w="http://schemas.openxmlformats.org/wordprocessingml/2006/main" xmlns:w14="http://schemas.microsoft.com/office/word/2010/wordml" xmlns:w15="http://schemas.microsoft.com/office/word/2012/wordml" xmlns:wpg="http://schemas.microsoft.com/office/word/2010/wordprocessingGroup" xmlns:wpi="http://schemas.microsoft.com/office/word/2010/wordprocessingInk" xmlns:wne="http://schemas.microsoft.com/office/word/2006/wordml" xmlns:wps="http://schemas.microsoft.com/office/word/2010/wordprocessingShape" mc:Ignorable="w14 w15 wp14">
+<w:ftr xmlns:wpc="http://schemas.microsoft.com/office/word/2010/wordprocessingCanvas" xmlns:cx="http://schemas.microsoft.com/office/drawing/2014/chartex" xmlns:mc="http://schemas.openxmlformats.org/markup-compatibility/2006" xmlns:o="urn:schemas-microsoft-com:office:office" xmlns:r="http://schemas.openxmlformats.org/officeDocument/2006/relationships" xmlns:m="http://schemas.openxmlformats.org/officeDocument/2006/math" xmlns:v="urn:schemas-microsoft-com:vml" xmlns:wp14="http://schemas.microsoft.com/office/word/2010/wordprocessingDrawing" xmlns:wp="http://schemas.openxmlformats.org/drawingml/2006/wordprocessingDrawing" xmlns:w10="urn:schemas-microsoft-com:office:word" xmlns:w="http://schemas.openxmlformats.org/wordprocessingml/2006/main" xmlns:w14="http://schemas.microsoft.com/office/word/2010/wordml" xmlns:w15="http://schemas.microsoft.com/office/word/2012/wordml" xmlns:w16se="http://schemas.microsoft.com/office/word/2015/wordml/symex" xmlns:wpg="http://schemas.microsoft.com/office/word/2010/wordprocessingGroup" xmlns:wpi="http://schemas.microsoft.com/office/word/2010/wordprocessingInk" xmlns:wne="http://schemas.microsoft.com/office/word/2006/wordml" xmlns:wps="http://schemas.microsoft.com/office/word/2010/wordprocessingShape" mc:Ignorable="w14 w15 w16se wp14">
+  <w:sdt>
+    <w:sdtPr>
+      <w:rPr>
+        <w:rFonts w:ascii="Times New Roman" w:hAnsi="Times New Roman" w:cs="Times New Roman"/>
+        <w:sz w:val="24"/>
+      </w:rPr>
+      <w:id w:val="2001915660"/>
+      <w:docPartObj>
+        <w:docPartGallery w:val="Page Numbers (Bottom of Page)"/>
+        <w:docPartUnique/>
+      </w:docPartObj>
+    </w:sdtPr>
+    <w:sdtContent>
+      <w:p>
+        <w:pPr>
+          <w:pStyle w:val="ab"/>
+          <w:jc w:val="center"/>
+          <w:rPr>
+            <w:rFonts w:ascii="Times New Roman" w:hAnsi="Times New Roman" w:cs="Times New Roman"/>
+            <w:sz w:val="24"/>
+          </w:rPr>
+        </w:pPr>
+        <w:r>
+          <w:rPr>
+            <w:rFonts w:ascii="Times New Roman" w:hAnsi="Times New Roman" w:cs="Times New Roman"/>
+            <w:sz w:val="24"/>
+          </w:rPr>
+          <w:fldChar w:fldCharType="begin"/>
+        </w:r>
+        <w:r>
+          <w:rPr>
+            <w:rFonts w:ascii="Times New Roman" w:hAnsi="Times New Roman" w:cs="Times New Roman"/>
+            <w:sz w:val="24"/>
+          </w:rPr>
+          <w:instrText>PAGE   \* MERGEFORMAT</w:instrText>
+        </w:r>
+        <w:r>
+          <w:rPr>
+            <w:rFonts w:ascii="Times New Roman" w:hAnsi="Times New Roman" w:cs="Times New Roman"/>
+            <w:sz w:val="24"/>
+          </w:rPr>
+          <w:fldChar w:fldCharType="separate"/>
+        </w:r>
+        <w:r>
+          <w:rPr>
+            <w:rFonts w:ascii="Times New Roman" w:hAnsi="Times New Roman" w:cs="Times New Roman"/>
+            <w:noProof/>
+            <w:sz w:val="24"/>
+          </w:rPr>
+          <w:t>8</w:t>
+        </w:r>
+        <w:r>
+          <w:rPr>
+            <w:rFonts w:ascii="Times New Roman" w:hAnsi="Times New Roman" w:cs="Times New Roman"/>
+            <w:sz w:val="24"/>
+          </w:rPr>
+          <w:fldChar w:fldCharType="end"/>
+        </w:r>
+      </w:p>
+    </w:sdtContent>
+  </w:sdt>
   <w:p>
     <w:pPr>
       <w:pBdr>
@@ -1432,28 +3198,10 @@
         <w:tab w:val="right" w:pos="9355"/>
       </w:tabs>
       <w:spacing w:after="0" w:line="240" w:lineRule="auto"/>
-      <w:jc w:val="right"/>
-      <w:rPr>
+      <w:rPr>
+        <w:rFonts w:ascii="Times New Roman" w:hAnsi="Times New Roman" w:cs="Times New Roman"/>
         <w:color w:val="000000"/>
-      </w:rPr>
-    </w:pPr>
-  </w:p>
-  <w:p>
-    <w:pPr>
-      <w:pBdr>
-        <w:top w:val="nil"/>
-        <w:left w:val="nil"/>
-        <w:bottom w:val="nil"/>
-        <w:right w:val="nil"/>
-        <w:between w:val="nil"/>
-      </w:pBdr>
-      <w:tabs>
-        <w:tab w:val="center" w:pos="4677"/>
-        <w:tab w:val="right" w:pos="9355"/>
-      </w:tabs>
-      <w:spacing w:after="0" w:line="240" w:lineRule="auto"/>
-      <w:rPr>
-        <w:color w:val="000000"/>
+        <w:sz w:val="24"/>
       </w:rPr>
     </w:pPr>
   </w:p>
@@ -1461,7 +3209,7 @@
 </file>
 
 <file path=word/footnotes.xml><?xml version="1.0" encoding="utf-8"?>
-<w:footnotes xmlns:wpc="http://schemas.microsoft.com/office/word/2010/wordprocessingCanvas" xmlns:mc="http://schemas.openxmlformats.org/markup-compatibility/2006" xmlns:o="urn:schemas-microsoft-com:office:office" xmlns:r="http://schemas.openxmlformats.org/officeDocument/2006/relationships" xmlns:m="http://schemas.openxmlformats.org/officeDocument/2006/math" xmlns:v="urn:schemas-microsoft-com:vml" xmlns:wp14="http://schemas.microsoft.com/office/word/2010/wordprocessingDrawing" xmlns:wp="http://schemas.openxmlformats.org/drawingml/2006/wordprocessingDrawing" xmlns:w10="urn:schemas-microsoft-com:office:word" xmlns:w="http://schemas.openxmlformats.org/wordprocessingml/2006/main" xmlns:w14="http://schemas.microsoft.com/office/word/2010/wordml" xmlns:w15="http://schemas.microsoft.com/office/word/2012/wordml" xmlns:wpg="http://schemas.microsoft.com/office/word/2010/wordprocessingGroup" xmlns:wpi="http://schemas.microsoft.com/office/word/2010/wordprocessingInk" xmlns:wne="http://schemas.microsoft.com/office/word/2006/wordml" xmlns:wps="http://schemas.microsoft.com/office/word/2010/wordprocessingShape" mc:Ignorable="w14 w15 wp14">
+<w:footnotes xmlns:wpc="http://schemas.microsoft.com/office/word/2010/wordprocessingCanvas" xmlns:cx="http://schemas.microsoft.com/office/drawing/2014/chartex" xmlns:mc="http://schemas.openxmlformats.org/markup-compatibility/2006" xmlns:o="urn:schemas-microsoft-com:office:office" xmlns:r="http://schemas.openxmlformats.org/officeDocument/2006/relationships" xmlns:m="http://schemas.openxmlformats.org/officeDocument/2006/math" xmlns:v="urn:schemas-microsoft-com:vml" xmlns:wp14="http://schemas.microsoft.com/office/word/2010/wordprocessingDrawing" xmlns:wp="http://schemas.openxmlformats.org/drawingml/2006/wordprocessingDrawing" xmlns:w10="urn:schemas-microsoft-com:office:word" xmlns:w="http://schemas.openxmlformats.org/wordprocessingml/2006/main" xmlns:w14="http://schemas.microsoft.com/office/word/2010/wordml" xmlns:w15="http://schemas.microsoft.com/office/word/2012/wordml" xmlns:w16se="http://schemas.microsoft.com/office/word/2015/wordml/symex" xmlns:wpg="http://schemas.microsoft.com/office/word/2010/wordprocessingGroup" xmlns:wpi="http://schemas.microsoft.com/office/word/2010/wordprocessingInk" xmlns:wne="http://schemas.microsoft.com/office/word/2006/wordml" xmlns:wps="http://schemas.microsoft.com/office/word/2010/wordprocessingShape" mc:Ignorable="w14 w15 w16se wp14">
   <w:footnote w:type="separator" w:id="-1">
     <w:p>
       <w:pPr>
@@ -1486,8 +3234,121 @@
 </file>
 
 <file path=word/numbering.xml><?xml version="1.0" encoding="utf-8"?>
-<w:numbering xmlns:wpc="http://schemas.microsoft.com/office/word/2010/wordprocessingCanvas" xmlns:mc="http://schemas.openxmlformats.org/markup-compatibility/2006" xmlns:o="urn:schemas-microsoft-com:office:office" xmlns:r="http://schemas.openxmlformats.org/officeDocument/2006/relationships" xmlns:m="http://schemas.openxmlformats.org/officeDocument/2006/math" xmlns:v="urn:schemas-microsoft-com:vml" xmlns:wp14="http://schemas.microsoft.com/office/word/2010/wordprocessingDrawing" xmlns:wp="http://schemas.openxmlformats.org/drawingml/2006/wordprocessingDrawing" xmlns:w10="urn:schemas-microsoft-com:office:word" xmlns:w="http://schemas.openxmlformats.org/wordprocessingml/2006/main" xmlns:w14="http://schemas.microsoft.com/office/word/2010/wordml" xmlns:w15="http://schemas.microsoft.com/office/word/2012/wordml" xmlns:wpg="http://schemas.microsoft.com/office/word/2010/wordprocessingGroup" xmlns:wpi="http://schemas.microsoft.com/office/word/2010/wordprocessingInk" xmlns:wne="http://schemas.microsoft.com/office/word/2006/wordml" xmlns:wps="http://schemas.microsoft.com/office/word/2010/wordprocessingShape" mc:Ignorable="w14 w15 wp14">
+<w:numbering xmlns:wpc="http://schemas.microsoft.com/office/word/2010/wordprocessingCanvas" xmlns:cx="http://schemas.microsoft.com/office/drawing/2014/chartex" xmlns:mc="http://schemas.openxmlformats.org/markup-compatibility/2006" xmlns:o="urn:schemas-microsoft-com:office:office" xmlns:r="http://schemas.openxmlformats.org/officeDocument/2006/relationships" xmlns:m="http://schemas.openxmlformats.org/officeDocument/2006/math" xmlns:v="urn:schemas-microsoft-com:vml" xmlns:wp14="http://schemas.microsoft.com/office/word/2010/wordprocessingDrawing" xmlns:wp="http://schemas.openxmlformats.org/drawingml/2006/wordprocessingDrawing" xmlns:w10="urn:schemas-microsoft-com:office:word" xmlns:w="http://schemas.openxmlformats.org/wordprocessingml/2006/main" xmlns:w14="http://schemas.microsoft.com/office/word/2010/wordml" xmlns:w15="http://schemas.microsoft.com/office/word/2012/wordml" xmlns:w16se="http://schemas.microsoft.com/office/word/2015/wordml/symex" xmlns:wpg="http://schemas.microsoft.com/office/word/2010/wordprocessingGroup" xmlns:wpi="http://schemas.microsoft.com/office/word/2010/wordprocessingInk" xmlns:wne="http://schemas.microsoft.com/office/word/2006/wordml" xmlns:wps="http://schemas.microsoft.com/office/word/2010/wordprocessingShape" mc:Ignorable="w14 w15 w16se wp14">
   <w:abstractNum w:abstractNumId="0" w15:restartNumberingAfterBreak="0">
+    <w:nsid w:val="04927645"/>
+    <w:multiLevelType w:val="hybridMultilevel"/>
+    <w:tmpl w:val="FF7CD372"/>
+    <w:lvl w:ilvl="0" w:tplc="04190001">
+      <w:start w:val="1"/>
+      <w:numFmt w:val="bullet"/>
+      <w:lvlText w:val=""/>
+      <w:lvlJc w:val="left"/>
+      <w:pPr>
+        <w:ind w:left="1440" w:hanging="360"/>
+      </w:pPr>
+      <w:rPr>
+        <w:rFonts w:ascii="Symbol" w:hAnsi="Symbol" w:hint="default"/>
+      </w:rPr>
+    </w:lvl>
+    <w:lvl w:ilvl="1" w:tplc="04190003" w:tentative="1">
+      <w:start w:val="1"/>
+      <w:numFmt w:val="bullet"/>
+      <w:lvlText w:val="o"/>
+      <w:lvlJc w:val="left"/>
+      <w:pPr>
+        <w:ind w:left="2160" w:hanging="360"/>
+      </w:pPr>
+      <w:rPr>
+        <w:rFonts w:ascii="Courier New" w:hAnsi="Courier New" w:cs="Courier New" w:hint="default"/>
+      </w:rPr>
+    </w:lvl>
+    <w:lvl w:ilvl="2" w:tplc="04190005" w:tentative="1">
+      <w:start w:val="1"/>
+      <w:numFmt w:val="bullet"/>
+      <w:lvlText w:val=""/>
+      <w:lvlJc w:val="left"/>
+      <w:pPr>
+        <w:ind w:left="2880" w:hanging="360"/>
+      </w:pPr>
+      <w:rPr>
+        <w:rFonts w:ascii="Wingdings" w:hAnsi="Wingdings" w:hint="default"/>
+      </w:rPr>
+    </w:lvl>
+    <w:lvl w:ilvl="3" w:tplc="04190001" w:tentative="1">
+      <w:start w:val="1"/>
+      <w:numFmt w:val="bullet"/>
+      <w:lvlText w:val=""/>
+      <w:lvlJc w:val="left"/>
+      <w:pPr>
+        <w:ind w:left="3600" w:hanging="360"/>
+      </w:pPr>
+      <w:rPr>
+        <w:rFonts w:ascii="Symbol" w:hAnsi="Symbol" w:hint="default"/>
+      </w:rPr>
+    </w:lvl>
+    <w:lvl w:ilvl="4" w:tplc="04190003" w:tentative="1">
+      <w:start w:val="1"/>
+      <w:numFmt w:val="bullet"/>
+      <w:lvlText w:val="o"/>
+      <w:lvlJc w:val="left"/>
+      <w:pPr>
+        <w:ind w:left="4320" w:hanging="360"/>
+      </w:pPr>
+      <w:rPr>
+        <w:rFonts w:ascii="Courier New" w:hAnsi="Courier New" w:cs="Courier New" w:hint="default"/>
+      </w:rPr>
+    </w:lvl>
+    <w:lvl w:ilvl="5" w:tplc="04190005" w:tentative="1">
+      <w:start w:val="1"/>
+      <w:numFmt w:val="bullet"/>
+      <w:lvlText w:val=""/>
+      <w:lvlJc w:val="left"/>
+      <w:pPr>
+        <w:ind w:left="5040" w:hanging="360"/>
+      </w:pPr>
+      <w:rPr>
+        <w:rFonts w:ascii="Wingdings" w:hAnsi="Wingdings" w:hint="default"/>
+      </w:rPr>
+    </w:lvl>
+    <w:lvl w:ilvl="6" w:tplc="04190001" w:tentative="1">
+      <w:start w:val="1"/>
+      <w:numFmt w:val="bullet"/>
+      <w:lvlText w:val=""/>
+      <w:lvlJc w:val="left"/>
+      <w:pPr>
+        <w:ind w:left="5760" w:hanging="360"/>
+      </w:pPr>
+      <w:rPr>
+        <w:rFonts w:ascii="Symbol" w:hAnsi="Symbol" w:hint="default"/>
+      </w:rPr>
+    </w:lvl>
+    <w:lvl w:ilvl="7" w:tplc="04190003" w:tentative="1">
+      <w:start w:val="1"/>
+      <w:numFmt w:val="bullet"/>
+      <w:lvlText w:val="o"/>
+      <w:lvlJc w:val="left"/>
+      <w:pPr>
+        <w:ind w:left="6480" w:hanging="360"/>
+      </w:pPr>
+      <w:rPr>
+        <w:rFonts w:ascii="Courier New" w:hAnsi="Courier New" w:cs="Courier New" w:hint="default"/>
+      </w:rPr>
+    </w:lvl>
+    <w:lvl w:ilvl="8" w:tplc="04190005" w:tentative="1">
+      <w:start w:val="1"/>
+      <w:numFmt w:val="bullet"/>
+      <w:lvlText w:val=""/>
+      <w:lvlJc w:val="left"/>
+      <w:pPr>
+        <w:ind w:left="7200" w:hanging="360"/>
+      </w:pPr>
+      <w:rPr>
+        <w:rFonts w:ascii="Wingdings" w:hAnsi="Wingdings" w:hint="default"/>
+      </w:rPr>
+    </w:lvl>
+  </w:abstractNum>
+  <w:abstractNum w:abstractNumId="1" w15:restartNumberingAfterBreak="0">
     <w:nsid w:val="0B9747C8"/>
     <w:multiLevelType w:val="multilevel"/>
     <w:tmpl w:val="6B9837F6"/>
@@ -1601,7 +3462,210 @@
       </w:rPr>
     </w:lvl>
   </w:abstractNum>
-  <w:abstractNum w:abstractNumId="1" w15:restartNumberingAfterBreak="0">
+  <w:abstractNum w:abstractNumId="2" w15:restartNumberingAfterBreak="0">
+    <w:nsid w:val="0CB77CF2"/>
+    <w:multiLevelType w:val="hybridMultilevel"/>
+    <w:tmpl w:val="57FE06B2"/>
+    <w:lvl w:ilvl="0" w:tplc="04190001">
+      <w:start w:val="1"/>
+      <w:numFmt w:val="bullet"/>
+      <w:lvlText w:val=""/>
+      <w:lvlJc w:val="left"/>
+      <w:pPr>
+        <w:ind w:left="1440" w:hanging="360"/>
+      </w:pPr>
+      <w:rPr>
+        <w:rFonts w:ascii="Symbol" w:hAnsi="Symbol" w:hint="default"/>
+      </w:rPr>
+    </w:lvl>
+    <w:lvl w:ilvl="1" w:tplc="04190003" w:tentative="1">
+      <w:start w:val="1"/>
+      <w:numFmt w:val="bullet"/>
+      <w:lvlText w:val="o"/>
+      <w:lvlJc w:val="left"/>
+      <w:pPr>
+        <w:ind w:left="2160" w:hanging="360"/>
+      </w:pPr>
+      <w:rPr>
+        <w:rFonts w:ascii="Courier New" w:hAnsi="Courier New" w:cs="Courier New" w:hint="default"/>
+      </w:rPr>
+    </w:lvl>
+    <w:lvl w:ilvl="2" w:tplc="04190005" w:tentative="1">
+      <w:start w:val="1"/>
+      <w:numFmt w:val="bullet"/>
+      <w:lvlText w:val=""/>
+      <w:lvlJc w:val="left"/>
+      <w:pPr>
+        <w:ind w:left="2880" w:hanging="360"/>
+      </w:pPr>
+      <w:rPr>
+        <w:rFonts w:ascii="Wingdings" w:hAnsi="Wingdings" w:hint="default"/>
+      </w:rPr>
+    </w:lvl>
+    <w:lvl w:ilvl="3" w:tplc="04190001" w:tentative="1">
+      <w:start w:val="1"/>
+      <w:numFmt w:val="bullet"/>
+      <w:lvlText w:val=""/>
+      <w:lvlJc w:val="left"/>
+      <w:pPr>
+        <w:ind w:left="3600" w:hanging="360"/>
+      </w:pPr>
+      <w:rPr>
+        <w:rFonts w:ascii="Symbol" w:hAnsi="Symbol" w:hint="default"/>
+      </w:rPr>
+    </w:lvl>
+    <w:lvl w:ilvl="4" w:tplc="04190003" w:tentative="1">
+      <w:start w:val="1"/>
+      <w:numFmt w:val="bullet"/>
+      <w:lvlText w:val="o"/>
+      <w:lvlJc w:val="left"/>
+      <w:pPr>
+        <w:ind w:left="4320" w:hanging="360"/>
+      </w:pPr>
+      <w:rPr>
+        <w:rFonts w:ascii="Courier New" w:hAnsi="Courier New" w:cs="Courier New" w:hint="default"/>
+      </w:rPr>
+    </w:lvl>
+    <w:lvl w:ilvl="5" w:tplc="04190005" w:tentative="1">
+      <w:start w:val="1"/>
+      <w:numFmt w:val="bullet"/>
+      <w:lvlText w:val=""/>
+      <w:lvlJc w:val="left"/>
+      <w:pPr>
+        <w:ind w:left="5040" w:hanging="360"/>
+      </w:pPr>
+      <w:rPr>
+        <w:rFonts w:ascii="Wingdings" w:hAnsi="Wingdings" w:hint="default"/>
+      </w:rPr>
+    </w:lvl>
+    <w:lvl w:ilvl="6" w:tplc="04190001" w:tentative="1">
+      <w:start w:val="1"/>
+      <w:numFmt w:val="bullet"/>
+      <w:lvlText w:val=""/>
+      <w:lvlJc w:val="left"/>
+      <w:pPr>
+        <w:ind w:left="5760" w:hanging="360"/>
+      </w:pPr>
+      <w:rPr>
+        <w:rFonts w:ascii="Symbol" w:hAnsi="Symbol" w:hint="default"/>
+      </w:rPr>
+    </w:lvl>
+    <w:lvl w:ilvl="7" w:tplc="04190003" w:tentative="1">
+      <w:start w:val="1"/>
+      <w:numFmt w:val="bullet"/>
+      <w:lvlText w:val="o"/>
+      <w:lvlJc w:val="left"/>
+      <w:pPr>
+        <w:ind w:left="6480" w:hanging="360"/>
+      </w:pPr>
+      <w:rPr>
+        <w:rFonts w:ascii="Courier New" w:hAnsi="Courier New" w:cs="Courier New" w:hint="default"/>
+      </w:rPr>
+    </w:lvl>
+    <w:lvl w:ilvl="8" w:tplc="04190005" w:tentative="1">
+      <w:start w:val="1"/>
+      <w:numFmt w:val="bullet"/>
+      <w:lvlText w:val=""/>
+      <w:lvlJc w:val="left"/>
+      <w:pPr>
+        <w:ind w:left="7200" w:hanging="360"/>
+      </w:pPr>
+      <w:rPr>
+        <w:rFonts w:ascii="Wingdings" w:hAnsi="Wingdings" w:hint="default"/>
+      </w:rPr>
+    </w:lvl>
+  </w:abstractNum>
+  <w:abstractNum w:abstractNumId="3" w15:restartNumberingAfterBreak="0">
+    <w:nsid w:val="12F90A97"/>
+    <w:multiLevelType w:val="hybridMultilevel"/>
+    <w:tmpl w:val="5BB6AE2A"/>
+    <w:lvl w:ilvl="0" w:tplc="30CAFEFA">
+      <w:start w:val="1"/>
+      <w:numFmt w:val="decimal"/>
+      <w:lvlText w:val="%1."/>
+      <w:lvlJc w:val="left"/>
+      <w:pPr>
+        <w:ind w:left="720" w:hanging="360"/>
+      </w:pPr>
+      <w:rPr>
+        <w:rFonts w:hint="default"/>
+        <w:i w:val="0"/>
+      </w:rPr>
+    </w:lvl>
+    <w:lvl w:ilvl="1" w:tplc="04190019" w:tentative="1">
+      <w:start w:val="1"/>
+      <w:numFmt w:val="lowerLetter"/>
+      <w:lvlText w:val="%2."/>
+      <w:lvlJc w:val="left"/>
+      <w:pPr>
+        <w:ind w:left="1440" w:hanging="360"/>
+      </w:pPr>
+    </w:lvl>
+    <w:lvl w:ilvl="2" w:tplc="0419001B" w:tentative="1">
+      <w:start w:val="1"/>
+      <w:numFmt w:val="lowerRoman"/>
+      <w:lvlText w:val="%3."/>
+      <w:lvlJc w:val="right"/>
+      <w:pPr>
+        <w:ind w:left="2160" w:hanging="180"/>
+      </w:pPr>
+    </w:lvl>
+    <w:lvl w:ilvl="3" w:tplc="0419000F" w:tentative="1">
+      <w:start w:val="1"/>
+      <w:numFmt w:val="decimal"/>
+      <w:lvlText w:val="%4."/>
+      <w:lvlJc w:val="left"/>
+      <w:pPr>
+        <w:ind w:left="2880" w:hanging="360"/>
+      </w:pPr>
+    </w:lvl>
+    <w:lvl w:ilvl="4" w:tplc="04190019" w:tentative="1">
+      <w:start w:val="1"/>
+      <w:numFmt w:val="lowerLetter"/>
+      <w:lvlText w:val="%5."/>
+      <w:lvlJc w:val="left"/>
+      <w:pPr>
+        <w:ind w:left="3600" w:hanging="360"/>
+      </w:pPr>
+    </w:lvl>
+    <w:lvl w:ilvl="5" w:tplc="0419001B" w:tentative="1">
+      <w:start w:val="1"/>
+      <w:numFmt w:val="lowerRoman"/>
+      <w:lvlText w:val="%6."/>
+      <w:lvlJc w:val="right"/>
+      <w:pPr>
+        <w:ind w:left="4320" w:hanging="180"/>
+      </w:pPr>
+    </w:lvl>
+    <w:lvl w:ilvl="6" w:tplc="0419000F" w:tentative="1">
+      <w:start w:val="1"/>
+      <w:numFmt w:val="decimal"/>
+      <w:lvlText w:val="%7."/>
+      <w:lvlJc w:val="left"/>
+      <w:pPr>
+        <w:ind w:left="5040" w:hanging="360"/>
+      </w:pPr>
+    </w:lvl>
+    <w:lvl w:ilvl="7" w:tplc="04190019" w:tentative="1">
+      <w:start w:val="1"/>
+      <w:numFmt w:val="lowerLetter"/>
+      <w:lvlText w:val="%8."/>
+      <w:lvlJc w:val="left"/>
+      <w:pPr>
+        <w:ind w:left="5760" w:hanging="360"/>
+      </w:pPr>
+    </w:lvl>
+    <w:lvl w:ilvl="8" w:tplc="0419001B" w:tentative="1">
+      <w:start w:val="1"/>
+      <w:numFmt w:val="lowerRoman"/>
+      <w:lvlText w:val="%9."/>
+      <w:lvlJc w:val="right"/>
+      <w:pPr>
+        <w:ind w:left="6480" w:hanging="180"/>
+      </w:pPr>
+    </w:lvl>
+  </w:abstractNum>
+  <w:abstractNum w:abstractNumId="4" w15:restartNumberingAfterBreak="0">
     <w:nsid w:val="13456CF6"/>
     <w:multiLevelType w:val="multilevel"/>
     <w:tmpl w:val="6B9837F6"/>
@@ -1715,7 +3779,7 @@
       </w:rPr>
     </w:lvl>
   </w:abstractNum>
-  <w:abstractNum w:abstractNumId="2" w15:restartNumberingAfterBreak="0">
+  <w:abstractNum w:abstractNumId="5" w15:restartNumberingAfterBreak="0">
     <w:nsid w:val="19131C56"/>
     <w:multiLevelType w:val="multilevel"/>
     <w:tmpl w:val="6B9837F6"/>
@@ -1829,7 +3893,7 @@
       </w:rPr>
     </w:lvl>
   </w:abstractNum>
-  <w:abstractNum w:abstractNumId="3" w15:restartNumberingAfterBreak="0">
+  <w:abstractNum w:abstractNumId="6" w15:restartNumberingAfterBreak="0">
     <w:nsid w:val="20866A0B"/>
     <w:multiLevelType w:val="hybridMultilevel"/>
     <w:tmpl w:val="5BB6AE2A"/>
@@ -1919,7 +3983,7 @@
       </w:pPr>
     </w:lvl>
   </w:abstractNum>
-  <w:abstractNum w:abstractNumId="4" w15:restartNumberingAfterBreak="0">
+  <w:abstractNum w:abstractNumId="7" w15:restartNumberingAfterBreak="0">
     <w:nsid w:val="28FE4C7C"/>
     <w:multiLevelType w:val="hybridMultilevel"/>
     <w:tmpl w:val="826873F6"/>
@@ -2008,7 +4072,7 @@
       </w:pPr>
     </w:lvl>
   </w:abstractNum>
-  <w:abstractNum w:abstractNumId="5" w15:restartNumberingAfterBreak="0">
+  <w:abstractNum w:abstractNumId="8" w15:restartNumberingAfterBreak="0">
     <w:nsid w:val="316A627A"/>
     <w:multiLevelType w:val="multilevel"/>
     <w:tmpl w:val="468E110A"/>
@@ -2122,7 +4186,7 @@
       </w:rPr>
     </w:lvl>
   </w:abstractNum>
-  <w:abstractNum w:abstractNumId="6" w15:restartNumberingAfterBreak="0">
+  <w:abstractNum w:abstractNumId="9" w15:restartNumberingAfterBreak="0">
     <w:nsid w:val="31D20F45"/>
     <w:multiLevelType w:val="multilevel"/>
     <w:tmpl w:val="6B9837F6"/>
@@ -2236,7 +4300,120 @@
       </w:rPr>
     </w:lvl>
   </w:abstractNum>
-  <w:abstractNum w:abstractNumId="7" w15:restartNumberingAfterBreak="0">
+  <w:abstractNum w:abstractNumId="10" w15:restartNumberingAfterBreak="0">
+    <w:nsid w:val="34AB4786"/>
+    <w:multiLevelType w:val="hybridMultilevel"/>
+    <w:tmpl w:val="392497CE"/>
+    <w:lvl w:ilvl="0" w:tplc="04190001">
+      <w:start w:val="1"/>
+      <w:numFmt w:val="bullet"/>
+      <w:lvlText w:val=""/>
+      <w:lvlJc w:val="left"/>
+      <w:pPr>
+        <w:ind w:left="720" w:hanging="360"/>
+      </w:pPr>
+      <w:rPr>
+        <w:rFonts w:ascii="Symbol" w:hAnsi="Symbol" w:hint="default"/>
+      </w:rPr>
+    </w:lvl>
+    <w:lvl w:ilvl="1" w:tplc="04190003" w:tentative="1">
+      <w:start w:val="1"/>
+      <w:numFmt w:val="bullet"/>
+      <w:lvlText w:val="o"/>
+      <w:lvlJc w:val="left"/>
+      <w:pPr>
+        <w:ind w:left="1440" w:hanging="360"/>
+      </w:pPr>
+      <w:rPr>
+        <w:rFonts w:ascii="Courier New" w:hAnsi="Courier New" w:cs="Courier New" w:hint="default"/>
+      </w:rPr>
+    </w:lvl>
+    <w:lvl w:ilvl="2" w:tplc="04190005" w:tentative="1">
+      <w:start w:val="1"/>
+      <w:numFmt w:val="bullet"/>
+      <w:lvlText w:val=""/>
+      <w:lvlJc w:val="left"/>
+      <w:pPr>
+        <w:ind w:left="2160" w:hanging="360"/>
+      </w:pPr>
+      <w:rPr>
+        <w:rFonts w:ascii="Wingdings" w:hAnsi="Wingdings" w:hint="default"/>
+      </w:rPr>
+    </w:lvl>
+    <w:lvl w:ilvl="3" w:tplc="04190001" w:tentative="1">
+      <w:start w:val="1"/>
+      <w:numFmt w:val="bullet"/>
+      <w:lvlText w:val=""/>
+      <w:lvlJc w:val="left"/>
+      <w:pPr>
+        <w:ind w:left="2880" w:hanging="360"/>
+      </w:pPr>
+      <w:rPr>
+        <w:rFonts w:ascii="Symbol" w:hAnsi="Symbol" w:hint="default"/>
+      </w:rPr>
+    </w:lvl>
+    <w:lvl w:ilvl="4" w:tplc="04190003" w:tentative="1">
+      <w:start w:val="1"/>
+      <w:numFmt w:val="bullet"/>
+      <w:lvlText w:val="o"/>
+      <w:lvlJc w:val="left"/>
+      <w:pPr>
+        <w:ind w:left="3600" w:hanging="360"/>
+      </w:pPr>
+      <w:rPr>
+        <w:rFonts w:ascii="Courier New" w:hAnsi="Courier New" w:cs="Courier New" w:hint="default"/>
+      </w:rPr>
+    </w:lvl>
+    <w:lvl w:ilvl="5" w:tplc="04190005" w:tentative="1">
+      <w:start w:val="1"/>
+      <w:numFmt w:val="bullet"/>
+      <w:lvlText w:val=""/>
+      <w:lvlJc w:val="left"/>
+      <w:pPr>
+        <w:ind w:left="4320" w:hanging="360"/>
+      </w:pPr>
+      <w:rPr>
+        <w:rFonts w:ascii="Wingdings" w:hAnsi="Wingdings" w:hint="default"/>
+      </w:rPr>
+    </w:lvl>
+    <w:lvl w:ilvl="6" w:tplc="04190001" w:tentative="1">
+      <w:start w:val="1"/>
+      <w:numFmt w:val="bullet"/>
+      <w:lvlText w:val=""/>
+      <w:lvlJc w:val="left"/>
+      <w:pPr>
+        <w:ind w:left="5040" w:hanging="360"/>
+      </w:pPr>
+      <w:rPr>
+        <w:rFonts w:ascii="Symbol" w:hAnsi="Symbol" w:hint="default"/>
+      </w:rPr>
+    </w:lvl>
+    <w:lvl w:ilvl="7" w:tplc="04190003" w:tentative="1">
+      <w:start w:val="1"/>
+      <w:numFmt w:val="bullet"/>
+      <w:lvlText w:val="o"/>
+      <w:lvlJc w:val="left"/>
+      <w:pPr>
+        <w:ind w:left="5760" w:hanging="360"/>
+      </w:pPr>
+      <w:rPr>
+        <w:rFonts w:ascii="Courier New" w:hAnsi="Courier New" w:cs="Courier New" w:hint="default"/>
+      </w:rPr>
+    </w:lvl>
+    <w:lvl w:ilvl="8" w:tplc="04190005" w:tentative="1">
+      <w:start w:val="1"/>
+      <w:numFmt w:val="bullet"/>
+      <w:lvlText w:val=""/>
+      <w:lvlJc w:val="left"/>
+      <w:pPr>
+        <w:ind w:left="6480" w:hanging="360"/>
+      </w:pPr>
+      <w:rPr>
+        <w:rFonts w:ascii="Wingdings" w:hAnsi="Wingdings" w:hint="default"/>
+      </w:rPr>
+    </w:lvl>
+  </w:abstractNum>
+  <w:abstractNum w:abstractNumId="11" w15:restartNumberingAfterBreak="0">
     <w:nsid w:val="35D32FD7"/>
     <w:multiLevelType w:val="multilevel"/>
     <w:tmpl w:val="F3B28AA0"/>
@@ -2349,7 +4526,7 @@
       </w:rPr>
     </w:lvl>
   </w:abstractNum>
-  <w:abstractNum w:abstractNumId="8" w15:restartNumberingAfterBreak="0">
+  <w:abstractNum w:abstractNumId="12" w15:restartNumberingAfterBreak="0">
     <w:nsid w:val="3ADF475E"/>
     <w:multiLevelType w:val="multilevel"/>
     <w:tmpl w:val="41468F68"/>
@@ -2463,7 +4640,7 @@
       </w:rPr>
     </w:lvl>
   </w:abstractNum>
-  <w:abstractNum w:abstractNumId="9" w15:restartNumberingAfterBreak="0">
+  <w:abstractNum w:abstractNumId="13" w15:restartNumberingAfterBreak="0">
     <w:nsid w:val="3D64641F"/>
     <w:multiLevelType w:val="multilevel"/>
     <w:tmpl w:val="AF5E46C8"/>
@@ -2576,7 +4753,7 @@
       </w:rPr>
     </w:lvl>
   </w:abstractNum>
-  <w:abstractNum w:abstractNumId="10" w15:restartNumberingAfterBreak="0">
+  <w:abstractNum w:abstractNumId="14" w15:restartNumberingAfterBreak="0">
     <w:nsid w:val="3F834F5A"/>
     <w:multiLevelType w:val="hybridMultilevel"/>
     <w:tmpl w:val="FB42AA40"/>
@@ -2689,7 +4866,7 @@
       </w:rPr>
     </w:lvl>
   </w:abstractNum>
-  <w:abstractNum w:abstractNumId="11" w15:restartNumberingAfterBreak="0">
+  <w:abstractNum w:abstractNumId="15" w15:restartNumberingAfterBreak="0">
     <w:nsid w:val="459D55A3"/>
     <w:multiLevelType w:val="multilevel"/>
     <w:tmpl w:val="6B9837F6"/>
@@ -2803,7 +4980,7 @@
       </w:rPr>
     </w:lvl>
   </w:abstractNum>
-  <w:abstractNum w:abstractNumId="12" w15:restartNumberingAfterBreak="0">
+  <w:abstractNum w:abstractNumId="16" w15:restartNumberingAfterBreak="0">
     <w:nsid w:val="4CC02A30"/>
     <w:multiLevelType w:val="hybridMultilevel"/>
     <w:tmpl w:val="86B8C0D0"/>
@@ -2889,7 +5066,7 @@
       </w:pPr>
     </w:lvl>
   </w:abstractNum>
-  <w:abstractNum w:abstractNumId="13" w15:restartNumberingAfterBreak="0">
+  <w:abstractNum w:abstractNumId="17" w15:restartNumberingAfterBreak="0">
     <w:nsid w:val="527E7257"/>
     <w:multiLevelType w:val="multilevel"/>
     <w:tmpl w:val="6B9837F6"/>
@@ -3003,7 +5180,7 @@
       </w:rPr>
     </w:lvl>
   </w:abstractNum>
-  <w:abstractNum w:abstractNumId="14" w15:restartNumberingAfterBreak="0">
+  <w:abstractNum w:abstractNumId="18" w15:restartNumberingAfterBreak="0">
     <w:nsid w:val="58D52BDF"/>
     <w:multiLevelType w:val="multilevel"/>
     <w:tmpl w:val="6B9837F6"/>
@@ -3117,7 +5294,7 @@
       </w:rPr>
     </w:lvl>
   </w:abstractNum>
-  <w:abstractNum w:abstractNumId="15" w15:restartNumberingAfterBreak="0">
+  <w:abstractNum w:abstractNumId="19" w15:restartNumberingAfterBreak="0">
     <w:nsid w:val="5A425359"/>
     <w:multiLevelType w:val="multilevel"/>
     <w:tmpl w:val="6B9837F6"/>
@@ -3231,7 +5408,7 @@
       </w:rPr>
     </w:lvl>
   </w:abstractNum>
-  <w:abstractNum w:abstractNumId="16" w15:restartNumberingAfterBreak="0">
+  <w:abstractNum w:abstractNumId="20" w15:restartNumberingAfterBreak="0">
     <w:nsid w:val="6AF05171"/>
     <w:multiLevelType w:val="multilevel"/>
     <w:tmpl w:val="6B9837F6"/>
@@ -3345,7 +5522,97 @@
       </w:rPr>
     </w:lvl>
   </w:abstractNum>
-  <w:abstractNum w:abstractNumId="17" w15:restartNumberingAfterBreak="0">
+  <w:abstractNum w:abstractNumId="21" w15:restartNumberingAfterBreak="0">
+    <w:nsid w:val="6AFC1229"/>
+    <w:multiLevelType w:val="hybridMultilevel"/>
+    <w:tmpl w:val="5BB6AE2A"/>
+    <w:lvl w:ilvl="0" w:tplc="30CAFEFA">
+      <w:start w:val="1"/>
+      <w:numFmt w:val="decimal"/>
+      <w:lvlText w:val="%1."/>
+      <w:lvlJc w:val="left"/>
+      <w:pPr>
+        <w:ind w:left="720" w:hanging="360"/>
+      </w:pPr>
+      <w:rPr>
+        <w:rFonts w:hint="default"/>
+        <w:i w:val="0"/>
+      </w:rPr>
+    </w:lvl>
+    <w:lvl w:ilvl="1" w:tplc="04190019" w:tentative="1">
+      <w:start w:val="1"/>
+      <w:numFmt w:val="lowerLetter"/>
+      <w:lvlText w:val="%2."/>
+      <w:lvlJc w:val="left"/>
+      <w:pPr>
+        <w:ind w:left="1440" w:hanging="360"/>
+      </w:pPr>
+    </w:lvl>
+    <w:lvl w:ilvl="2" w:tplc="0419001B" w:tentative="1">
+      <w:start w:val="1"/>
+      <w:numFmt w:val="lowerRoman"/>
+      <w:lvlText w:val="%3."/>
+      <w:lvlJc w:val="right"/>
+      <w:pPr>
+        <w:ind w:left="2160" w:hanging="180"/>
+      </w:pPr>
+    </w:lvl>
+    <w:lvl w:ilvl="3" w:tplc="0419000F" w:tentative="1">
+      <w:start w:val="1"/>
+      <w:numFmt w:val="decimal"/>
+      <w:lvlText w:val="%4."/>
+      <w:lvlJc w:val="left"/>
+      <w:pPr>
+        <w:ind w:left="2880" w:hanging="360"/>
+      </w:pPr>
+    </w:lvl>
+    <w:lvl w:ilvl="4" w:tplc="04190019" w:tentative="1">
+      <w:start w:val="1"/>
+      <w:numFmt w:val="lowerLetter"/>
+      <w:lvlText w:val="%5."/>
+      <w:lvlJc w:val="left"/>
+      <w:pPr>
+        <w:ind w:left="3600" w:hanging="360"/>
+      </w:pPr>
+    </w:lvl>
+    <w:lvl w:ilvl="5" w:tplc="0419001B" w:tentative="1">
+      <w:start w:val="1"/>
+      <w:numFmt w:val="lowerRoman"/>
+      <w:lvlText w:val="%6."/>
+      <w:lvlJc w:val="right"/>
+      <w:pPr>
+        <w:ind w:left="4320" w:hanging="180"/>
+      </w:pPr>
+    </w:lvl>
+    <w:lvl w:ilvl="6" w:tplc="0419000F" w:tentative="1">
+      <w:start w:val="1"/>
+      <w:numFmt w:val="decimal"/>
+      <w:lvlText w:val="%7."/>
+      <w:lvlJc w:val="left"/>
+      <w:pPr>
+        <w:ind w:left="5040" w:hanging="360"/>
+      </w:pPr>
+    </w:lvl>
+    <w:lvl w:ilvl="7" w:tplc="04190019" w:tentative="1">
+      <w:start w:val="1"/>
+      <w:numFmt w:val="lowerLetter"/>
+      <w:lvlText w:val="%8."/>
+      <w:lvlJc w:val="left"/>
+      <w:pPr>
+        <w:ind w:left="5760" w:hanging="360"/>
+      </w:pPr>
+    </w:lvl>
+    <w:lvl w:ilvl="8" w:tplc="0419001B" w:tentative="1">
+      <w:start w:val="1"/>
+      <w:numFmt w:val="lowerRoman"/>
+      <w:lvlText w:val="%9."/>
+      <w:lvlJc w:val="right"/>
+      <w:pPr>
+        <w:ind w:left="6480" w:hanging="180"/>
+      </w:pPr>
+    </w:lvl>
+  </w:abstractNum>
+  <w:abstractNum w:abstractNumId="22" w15:restartNumberingAfterBreak="0">
     <w:nsid w:val="6C845BAE"/>
     <w:multiLevelType w:val="hybridMultilevel"/>
     <w:tmpl w:val="EAEE6340"/>
@@ -3434,7 +5701,7 @@
       </w:pPr>
     </w:lvl>
   </w:abstractNum>
-  <w:abstractNum w:abstractNumId="18" w15:restartNumberingAfterBreak="0">
+  <w:abstractNum w:abstractNumId="23" w15:restartNumberingAfterBreak="0">
     <w:nsid w:val="6CC76BB5"/>
     <w:multiLevelType w:val="multilevel"/>
     <w:tmpl w:val="E29E6094"/>
@@ -3548,7 +5815,7 @@
       </w:rPr>
     </w:lvl>
   </w:abstractNum>
-  <w:abstractNum w:abstractNumId="19" w15:restartNumberingAfterBreak="0">
+  <w:abstractNum w:abstractNumId="24" w15:restartNumberingAfterBreak="0">
     <w:nsid w:val="6CD7365C"/>
     <w:multiLevelType w:val="multilevel"/>
     <w:tmpl w:val="48762A20"/>
@@ -3661,7 +5928,7 @@
       </w:rPr>
     </w:lvl>
   </w:abstractNum>
-  <w:abstractNum w:abstractNumId="20" w15:restartNumberingAfterBreak="0">
+  <w:abstractNum w:abstractNumId="25" w15:restartNumberingAfterBreak="0">
     <w:nsid w:val="71A35A22"/>
     <w:multiLevelType w:val="multilevel"/>
     <w:tmpl w:val="445A8038"/>
@@ -3747,7 +6014,97 @@
       </w:pPr>
     </w:lvl>
   </w:abstractNum>
-  <w:abstractNum w:abstractNumId="21" w15:restartNumberingAfterBreak="0">
+  <w:abstractNum w:abstractNumId="26" w15:restartNumberingAfterBreak="0">
+    <w:nsid w:val="7242314E"/>
+    <w:multiLevelType w:val="hybridMultilevel"/>
+    <w:tmpl w:val="5BB6AE2A"/>
+    <w:lvl w:ilvl="0" w:tplc="30CAFEFA">
+      <w:start w:val="1"/>
+      <w:numFmt w:val="decimal"/>
+      <w:lvlText w:val="%1."/>
+      <w:lvlJc w:val="left"/>
+      <w:pPr>
+        <w:ind w:left="720" w:hanging="360"/>
+      </w:pPr>
+      <w:rPr>
+        <w:rFonts w:hint="default"/>
+        <w:i w:val="0"/>
+      </w:rPr>
+    </w:lvl>
+    <w:lvl w:ilvl="1" w:tplc="04190019" w:tentative="1">
+      <w:start w:val="1"/>
+      <w:numFmt w:val="lowerLetter"/>
+      <w:lvlText w:val="%2."/>
+      <w:lvlJc w:val="left"/>
+      <w:pPr>
+        <w:ind w:left="1440" w:hanging="360"/>
+      </w:pPr>
+    </w:lvl>
+    <w:lvl w:ilvl="2" w:tplc="0419001B" w:tentative="1">
+      <w:start w:val="1"/>
+      <w:numFmt w:val="lowerRoman"/>
+      <w:lvlText w:val="%3."/>
+      <w:lvlJc w:val="right"/>
+      <w:pPr>
+        <w:ind w:left="2160" w:hanging="180"/>
+      </w:pPr>
+    </w:lvl>
+    <w:lvl w:ilvl="3" w:tplc="0419000F" w:tentative="1">
+      <w:start w:val="1"/>
+      <w:numFmt w:val="decimal"/>
+      <w:lvlText w:val="%4."/>
+      <w:lvlJc w:val="left"/>
+      <w:pPr>
+        <w:ind w:left="2880" w:hanging="360"/>
+      </w:pPr>
+    </w:lvl>
+    <w:lvl w:ilvl="4" w:tplc="04190019" w:tentative="1">
+      <w:start w:val="1"/>
+      <w:numFmt w:val="lowerLetter"/>
+      <w:lvlText w:val="%5."/>
+      <w:lvlJc w:val="left"/>
+      <w:pPr>
+        <w:ind w:left="3600" w:hanging="360"/>
+      </w:pPr>
+    </w:lvl>
+    <w:lvl w:ilvl="5" w:tplc="0419001B" w:tentative="1">
+      <w:start w:val="1"/>
+      <w:numFmt w:val="lowerRoman"/>
+      <w:lvlText w:val="%6."/>
+      <w:lvlJc w:val="right"/>
+      <w:pPr>
+        <w:ind w:left="4320" w:hanging="180"/>
+      </w:pPr>
+    </w:lvl>
+    <w:lvl w:ilvl="6" w:tplc="0419000F" w:tentative="1">
+      <w:start w:val="1"/>
+      <w:numFmt w:val="decimal"/>
+      <w:lvlText w:val="%7."/>
+      <w:lvlJc w:val="left"/>
+      <w:pPr>
+        <w:ind w:left="5040" w:hanging="360"/>
+      </w:pPr>
+    </w:lvl>
+    <w:lvl w:ilvl="7" w:tplc="04190019" w:tentative="1">
+      <w:start w:val="1"/>
+      <w:numFmt w:val="lowerLetter"/>
+      <w:lvlText w:val="%8."/>
+      <w:lvlJc w:val="left"/>
+      <w:pPr>
+        <w:ind w:left="5760" w:hanging="360"/>
+      </w:pPr>
+    </w:lvl>
+    <w:lvl w:ilvl="8" w:tplc="0419001B" w:tentative="1">
+      <w:start w:val="1"/>
+      <w:numFmt w:val="lowerRoman"/>
+      <w:lvlText w:val="%9."/>
+      <w:lvlJc w:val="right"/>
+      <w:pPr>
+        <w:ind w:left="6480" w:hanging="180"/>
+      </w:pPr>
+    </w:lvl>
+  </w:abstractNum>
+  <w:abstractNum w:abstractNumId="27" w15:restartNumberingAfterBreak="0">
     <w:nsid w:val="793B287C"/>
     <w:multiLevelType w:val="multilevel"/>
     <w:tmpl w:val="6B9837F6"/>
@@ -3862,76 +6219,94 @@
     </w:lvl>
   </w:abstractNum>
   <w:num w:numId="1">
+    <w:abstractNumId w:val="18"/>
+  </w:num>
+  <w:num w:numId="2">
+    <w:abstractNumId w:val="17"/>
+  </w:num>
+  <w:num w:numId="3">
+    <w:abstractNumId w:val="25"/>
+  </w:num>
+  <w:num w:numId="4">
+    <w:abstractNumId w:val="13"/>
+  </w:num>
+  <w:num w:numId="5">
+    <w:abstractNumId w:val="23"/>
+  </w:num>
+  <w:num w:numId="6">
+    <w:abstractNumId w:val="12"/>
+  </w:num>
+  <w:num w:numId="7">
+    <w:abstractNumId w:val="1"/>
+  </w:num>
+  <w:num w:numId="8">
+    <w:abstractNumId w:val="15"/>
+  </w:num>
+  <w:num w:numId="9">
+    <w:abstractNumId w:val="24"/>
+  </w:num>
+  <w:num w:numId="10">
+    <w:abstractNumId w:val="8"/>
+  </w:num>
+  <w:num w:numId="11">
+    <w:abstractNumId w:val="27"/>
+  </w:num>
+  <w:num w:numId="12">
+    <w:abstractNumId w:val="4"/>
+  </w:num>
+  <w:num w:numId="13">
+    <w:abstractNumId w:val="9"/>
+  </w:num>
+  <w:num w:numId="14">
+    <w:abstractNumId w:val="20"/>
+  </w:num>
+  <w:num w:numId="15">
+    <w:abstractNumId w:val="5"/>
+  </w:num>
+  <w:num w:numId="16">
+    <w:abstractNumId w:val="19"/>
+  </w:num>
+  <w:num w:numId="17">
+    <w:abstractNumId w:val="11"/>
+  </w:num>
+  <w:num w:numId="18">
+    <w:abstractNumId w:val="16"/>
+  </w:num>
+  <w:num w:numId="19">
+    <w:abstractNumId w:val="6"/>
+  </w:num>
+  <w:num w:numId="20">
+    <w:abstractNumId w:val="22"/>
+  </w:num>
+  <w:num w:numId="21">
+    <w:abstractNumId w:val="7"/>
+  </w:num>
+  <w:num w:numId="22">
     <w:abstractNumId w:val="14"/>
   </w:num>
-  <w:num w:numId="2">
-    <w:abstractNumId w:val="13"/>
-  </w:num>
-  <w:num w:numId="3">
-    <w:abstractNumId w:val="20"/>
-  </w:num>
-  <w:num w:numId="4">
-    <w:abstractNumId w:val="9"/>
-  </w:num>
-  <w:num w:numId="5">
-    <w:abstractNumId w:val="18"/>
-  </w:num>
-  <w:num w:numId="6">
-    <w:abstractNumId w:val="8"/>
-  </w:num>
-  <w:num w:numId="7">
+  <w:num w:numId="23">
     <w:abstractNumId w:val="0"/>
   </w:num>
-  <w:num w:numId="8">
-    <w:abstractNumId w:val="11"/>
+  <w:num w:numId="24">
+    <w:abstractNumId w:val="2"/>
   </w:num>
-  <w:num w:numId="9">
-    <w:abstractNumId w:val="19"/>
+  <w:num w:numId="25">
+    <w:abstractNumId w:val="3"/>
   </w:num>
-  <w:num w:numId="10">
-    <w:abstractNumId w:val="5"/>
+  <w:num w:numId="26">
+    <w:abstractNumId w:val="26"/>
   </w:num>
-  <w:num w:numId="11">
+  <w:num w:numId="27">
     <w:abstractNumId w:val="21"/>
   </w:num>
-  <w:num w:numId="12">
-    <w:abstractNumId w:val="1"/>
-  </w:num>
-  <w:num w:numId="13">
-    <w:abstractNumId w:val="6"/>
-  </w:num>
-  <w:num w:numId="14">
-    <w:abstractNumId w:val="16"/>
-  </w:num>
-  <w:num w:numId="15">
-    <w:abstractNumId w:val="2"/>
-  </w:num>
-  <w:num w:numId="16">
-    <w:abstractNumId w:val="15"/>
-  </w:num>
-  <w:num w:numId="17">
-    <w:abstractNumId w:val="7"/>
-  </w:num>
-  <w:num w:numId="18">
-    <w:abstractNumId w:val="12"/>
-  </w:num>
-  <w:num w:numId="19">
-    <w:abstractNumId w:val="3"/>
-  </w:num>
-  <w:num w:numId="20">
-    <w:abstractNumId w:val="17"/>
-  </w:num>
-  <w:num w:numId="21">
-    <w:abstractNumId w:val="4"/>
-  </w:num>
-  <w:num w:numId="22">
+  <w:num w:numId="28">
     <w:abstractNumId w:val="10"/>
   </w:num>
 </w:numbering>
 </file>
 
 <file path=word/styles.xml><?xml version="1.0" encoding="utf-8"?>
-<w:styles xmlns:mc="http://schemas.openxmlformats.org/markup-compatibility/2006" xmlns:r="http://schemas.openxmlformats.org/officeDocument/2006/relationships" xmlns:w="http://schemas.openxmlformats.org/wordprocessingml/2006/main" xmlns:w14="http://schemas.microsoft.com/office/word/2010/wordml" xmlns:w15="http://schemas.microsoft.com/office/word/2012/wordml" mc:Ignorable="w14 w15">
+<w:styles xmlns:mc="http://schemas.openxmlformats.org/markup-compatibility/2006" xmlns:r="http://schemas.openxmlformats.org/officeDocument/2006/relationships" xmlns:w="http://schemas.openxmlformats.org/wordprocessingml/2006/main" xmlns:w14="http://schemas.microsoft.com/office/word/2010/wordml" xmlns:w15="http://schemas.microsoft.com/office/word/2012/wordml" xmlns:w16se="http://schemas.microsoft.com/office/word/2015/wordml/symex" mc:Ignorable="w14 w15 w16se">
   <w:docDefaults>
     <w:rPrDefault>
       <w:rPr>
@@ -4322,6 +6697,7 @@
   </w:latentStyles>
   <w:style w:type="paragraph" w:default="1" w:styleId="a">
     <w:name w:val="Normal"/>
+    <w:rsid w:val="00773DB9"/>
   </w:style>
   <w:style w:type="paragraph" w:styleId="1">
     <w:name w:val="heading 1"/>
